--- a/Laporan_PB1_Kelompok_6.docx
+++ b/Laporan_PB1_Kelompok_6.docx
@@ -77,6 +77,95 @@
       <w:r>
         <w:rPr>
           <w:rFonts w:ascii="Times New Roman" w:hAnsi="Times New Roman"/>
+          <w:b/>
+          <w:color w:val="000000"/>
+          <w:sz w:val="24"/>
+        </w:rPr>
+        <w:t>WATCHLIST ANIME TRACKER TERINTEGRASI KITSU PUBLIC API BERBASIS NATIVE NODE.JS DAN BASIS DATA SQLITE</w:t>
+      </w:r>
+    </w:p>
+    <w:p>
+      <w:pPr>
+        <w:spacing w:after="0" w:line="240" w:lineRule="auto"/>
+        <w:jc w:val="center"/>
+      </w:pPr>
+      <w:r>
+        <w:rPr>
+          <w:rFonts w:ascii="Arial" w:hAnsi="Arial" w:cs="Arial"/>
+          <w:b/>
+          <w:bCs/>
+          <w:noProof/>
+        </w:rPr>
+        <w:drawing>
+          <wp:inline distT="0" distB="0" distL="0" distR="0" wp14:anchorId="35F93239" wp14:editId="3D6F3222">
+            <wp:extent cx="1540933" cy="1540933"/>
+            <wp:effectExtent l="0" t="0" r="2540" b="2540"/>
+            <wp:docPr id="6" name="Picture 6"/>
+            <wp:cNvGraphicFramePr>
+              <a:graphicFrameLocks xmlns:a="http://schemas.openxmlformats.org/drawingml/2006/main" noChangeAspect="1"/>
+            </wp:cNvGraphicFramePr>
+            <a:graphic xmlns:a="http://schemas.openxmlformats.org/drawingml/2006/main">
+              <a:graphicData uri="http://schemas.openxmlformats.org/drawingml/2006/picture">
+                <pic:pic xmlns:pic="http://schemas.openxmlformats.org/drawingml/2006/picture">
+                  <pic:nvPicPr>
+                    <pic:cNvPr id="0" name="logo unyad 2.jpg"/>
+                    <pic:cNvPicPr/>
+                  </pic:nvPicPr>
+                  <pic:blipFill>
+                    <a:blip r:embed="rId6">
+                      <a:extLst>
+                        <a:ext uri="{28A0092B-C50C-407E-A947-70E740481C1C}">
+                          <a14:useLocalDpi xmlns:a14="http://schemas.microsoft.com/office/drawing/2010/main" val="0"/>
+                        </a:ext>
+                      </a:extLst>
+                    </a:blip>
+                    <a:stretch>
+                      <a:fillRect/>
+                    </a:stretch>
+                  </pic:blipFill>
+                  <pic:spPr>
+                    <a:xfrm>
+                      <a:off x="0" y="0"/>
+                      <a:ext cx="1551528" cy="1551528"/>
+                    </a:xfrm>
+                    <a:prstGeom prst="rect">
+                      <a:avLst/>
+                    </a:prstGeom>
+                  </pic:spPr>
+                </pic:pic>
+              </a:graphicData>
+            </a:graphic>
+          </wp:inline>
+        </w:drawing>
+      </w:r>
+    </w:p>
+    <w:p>
+      <w:pPr>
+        <w:spacing w:after="0" w:line="240" w:lineRule="auto"/>
+      </w:pPr>
+    </w:p>
+    <w:p>
+      <w:pPr>
+        <w:spacing w:after="0" w:line="360" w:lineRule="auto"/>
+        <w:jc w:val="center"/>
+        <w:rPr>
+          <w:rFonts w:ascii="Times New Roman" w:hAnsi="Times New Roman"/>
+          <w:bCs/>
+          <w:color w:val="000000"/>
+          <w:sz w:val="24"/>
+        </w:rPr>
+      </w:pPr>
+      <w:r>
+        <w:rPr>
+          <w:rFonts w:ascii="Times New Roman" w:hAnsi="Times New Roman"/>
+          <w:color w:val="000000"/>
+          <w:sz w:val="24"/>
+        </w:rPr>
+        <w:t>Disusun Oleh:</w:t>
+      </w:r>
+      <w:r>
+        <w:rPr>
+          <w:rFonts w:ascii="Times New Roman" w:hAnsi="Times New Roman"/>
           <w:color w:val="000000"/>
           <w:sz w:val="24"/>
         </w:rPr>
@@ -89,44 +178,7 @@
           <w:color w:val="000000"/>
           <w:sz w:val="24"/>
         </w:rPr>
-        <w:t>WATCHLIST ANIME TRACKER TERINTEGRASI KITSU PUBLIC API BERBASIS NATIVE NODE.JS DAN BASIS DATA SQLITE</w:t>
-      </w:r>
-    </w:p>
-    <w:p>
-      <w:pPr>
-        <w:spacing w:after="0" w:line="240" w:lineRule="auto"/>
-      </w:pPr>
-    </w:p>
-    <w:p>
-      <w:pPr>
-        <w:spacing w:after="0" w:line="240" w:lineRule="auto"/>
-      </w:pPr>
-    </w:p>
-    <w:p>
-      <w:pPr>
-        <w:spacing w:after="0" w:line="240" w:lineRule="auto"/>
-      </w:pPr>
-    </w:p>
-    <w:p>
-      <w:pPr>
-        <w:spacing w:after="0" w:line="360" w:lineRule="auto"/>
-        <w:jc w:val="center"/>
-      </w:pPr>
-      <w:r>
-        <w:rPr>
-          <w:rFonts w:ascii="Times New Roman" w:hAnsi="Times New Roman"/>
-          <w:color w:val="000000"/>
-          <w:sz w:val="24"/>
-        </w:rPr>
-        <w:t>Disusun Oleh:</w:t>
-      </w:r>
-      <w:r>
-        <w:rPr>
-          <w:rFonts w:ascii="Times New Roman" w:hAnsi="Times New Roman"/>
-          <w:color w:val="000000"/>
-          <w:sz w:val="24"/>
-        </w:rPr>
-        <w:br/>
+        <w:t>KELOMPOK 6</w:t>
       </w:r>
       <w:r>
         <w:rPr>
@@ -135,25 +187,49 @@
           <w:color w:val="000000"/>
           <w:sz w:val="24"/>
         </w:rPr>
-        <w:t>KELOMPOK 6</w:t>
+        <w:br/>
       </w:r>
       <w:r>
         <w:rPr>
           <w:rFonts w:ascii="Times New Roman" w:hAnsi="Times New Roman"/>
-          <w:b/>
+          <w:bCs/>
           <w:color w:val="000000"/>
           <w:sz w:val="24"/>
         </w:rPr>
-        <w:br/>
-      </w:r>
-      <w:r>
+        <w:t>Source:</w:t>
+      </w:r>
+    </w:p>
+    <w:p>
+      <w:pPr>
+        <w:spacing w:after="0" w:line="360" w:lineRule="auto"/>
+        <w:jc w:val="center"/>
         <w:rPr>
           <w:rFonts w:ascii="Times New Roman" w:hAnsi="Times New Roman"/>
-          <w:b/>
-          <w:color w:val="000000"/>
+          <w:bCs/>
           <w:sz w:val="24"/>
-        </w:rPr>
-        <w:br/>
+          <w:u w:val="single"/>
+        </w:rPr>
+      </w:pPr>
+      <w:hyperlink r:id="rId7" w:history="1">
+        <w:r>
+          <w:rPr>
+            <w:rStyle w:val="Hyperlink"/>
+            <w:rFonts w:ascii="Times New Roman" w:hAnsi="Times New Roman"/>
+            <w:bCs/>
+            <w:color w:val="auto"/>
+            <w:sz w:val="24"/>
+          </w:rPr>
+          <w:t>https://github.com/mohyusfi/tubes-matkul-api.git</w:t>
+        </w:r>
+      </w:hyperlink>
+      <w:r>
+        <w:rPr>
+          <w:rFonts w:ascii="Times New Roman" w:hAnsi="Times New Roman"/>
+          <w:bCs/>
+          <w:sz w:val="24"/>
+          <w:u w:val="single"/>
+        </w:rPr>
+        <w:t xml:space="preserve"> </w:t>
       </w:r>
     </w:p>
     <w:tbl>
@@ -660,21 +736,6 @@
     </w:p>
     <w:p>
       <w:pPr>
-        <w:spacing w:after="0" w:line="240" w:lineRule="auto"/>
-      </w:pPr>
-    </w:p>
-    <w:p>
-      <w:pPr>
-        <w:spacing w:after="0" w:line="240" w:lineRule="auto"/>
-      </w:pPr>
-    </w:p>
-    <w:p>
-      <w:pPr>
-        <w:spacing w:after="0" w:line="240" w:lineRule="auto"/>
-      </w:pPr>
-    </w:p>
-    <w:p>
-      <w:pPr>
         <w:spacing w:after="0" w:line="360" w:lineRule="auto"/>
         <w:jc w:val="center"/>
       </w:pPr>
@@ -729,11 +790,6 @@
       </w:r>
     </w:p>
     <w:p>
-      <w:r>
-        <w:br w:type="page"/>
-      </w:r>
-    </w:p>
-    <w:p>
       <w:pPr>
         <w:pStyle w:val="Heading1"/>
         <w:spacing w:before="0" w:line="360" w:lineRule="auto"/>
@@ -770,7 +826,23 @@
           <w:color w:val="000000"/>
           <w:sz w:val="24"/>
         </w:rPr>
-        <w:t>1.1 Latar Belakang Masalah</w:t>
+        <w:t>1.1</w:t>
+      </w:r>
+      <w:r>
+        <w:rPr>
+          <w:rFonts w:ascii="Times New Roman" w:hAnsi="Times New Roman"/>
+          <w:color w:val="000000"/>
+          <w:sz w:val="24"/>
+        </w:rPr>
+        <w:t xml:space="preserve"> </w:t>
+      </w:r>
+      <w:r>
+        <w:rPr>
+          <w:rFonts w:ascii="Times New Roman" w:hAnsi="Times New Roman"/>
+          <w:color w:val="000000"/>
+          <w:sz w:val="24"/>
+        </w:rPr>
+        <w:t>Latar Belakang Masalah</w:t>
       </w:r>
     </w:p>
     <w:p>
@@ -815,7 +887,23 @@
           <w:color w:val="000000"/>
           <w:sz w:val="24"/>
         </w:rPr>
-        <w:t>1.2 Target Pengguna &amp; Manfaat Solusi</w:t>
+        <w:t>1.2</w:t>
+      </w:r>
+      <w:r>
+        <w:rPr>
+          <w:rFonts w:ascii="Times New Roman" w:hAnsi="Times New Roman"/>
+          <w:color w:val="000000"/>
+          <w:sz w:val="24"/>
+        </w:rPr>
+        <w:t xml:space="preserve"> </w:t>
+      </w:r>
+      <w:r>
+        <w:rPr>
+          <w:rFonts w:ascii="Times New Roman" w:hAnsi="Times New Roman"/>
+          <w:color w:val="000000"/>
+          <w:sz w:val="24"/>
+        </w:rPr>
+        <w:t>Target Pengguna &amp; Manfaat Solusi</w:t>
       </w:r>
     </w:p>
     <w:p>
@@ -836,7 +924,7 @@
     <w:p>
       <w:pPr>
         <w:spacing w:after="0" w:line="360" w:lineRule="auto"/>
-        <w:ind w:left="1145" w:hanging="425"/>
+        <w:ind w:left="426" w:hanging="425"/>
         <w:jc w:val="both"/>
       </w:pPr>
       <w:r>
@@ -851,7 +939,7 @@
     <w:p>
       <w:pPr>
         <w:spacing w:after="0" w:line="360" w:lineRule="auto"/>
-        <w:ind w:left="1145" w:hanging="425"/>
+        <w:ind w:left="426" w:hanging="425"/>
         <w:jc w:val="both"/>
       </w:pPr>
       <w:r>
@@ -876,43 +964,29 @@
           <w:sz w:val="24"/>
         </w:rPr>
         <w:lastRenderedPageBreak/>
-        <w:t>1.3 Alur Kerja Sistem Ringkas</w:t>
-      </w:r>
-    </w:p>
-    <w:p>
-      <w:pPr>
-        <w:spacing w:after="0" w:line="360" w:lineRule="auto"/>
-        <w:ind w:left="720"/>
-        <w:jc w:val="both"/>
-      </w:pPr>
+        <w:t>1.3</w:t>
+      </w:r>
       <w:r>
         <w:rPr>
           <w:rFonts w:ascii="Times New Roman" w:hAnsi="Times New Roman"/>
           <w:color w:val="000000"/>
           <w:sz w:val="24"/>
         </w:rPr>
-        <w:t>Sistem beroperasi menggunakan pola komunikasi klien-server stateless berbasis HTTP/1.1:</w:t>
-      </w:r>
-    </w:p>
-    <w:p>
-      <w:pPr>
-        <w:spacing w:after="0" w:line="360" w:lineRule="auto"/>
-        <w:ind w:left="1145" w:hanging="425"/>
-        <w:jc w:val="both"/>
-      </w:pPr>
+        <w:t xml:space="preserve"> </w:t>
+      </w:r>
       <w:r>
         <w:rPr>
           <w:rFonts w:ascii="Times New Roman" w:hAnsi="Times New Roman"/>
           <w:color w:val="000000"/>
           <w:sz w:val="24"/>
         </w:rPr>
-        <w:t>a.  Klien Konsol CLI (client.js) atau Postman mengirimkan permintaan HTTP terotentikasi Bearer Token JWT ke server Node.js pada port 3000.</w:t>
+        <w:t>Alur Kerja Sistem Ringkas</w:t>
       </w:r>
     </w:p>
     <w:p>
       <w:pPr>
         <w:spacing w:after="0" w:line="360" w:lineRule="auto"/>
-        <w:ind w:left="1145" w:hanging="425"/>
+        <w:ind w:left="426"/>
         <w:jc w:val="both"/>
       </w:pPr>
       <w:r>
@@ -921,13 +995,13 @@
           <w:color w:val="000000"/>
           <w:sz w:val="24"/>
         </w:rPr>
-        <w:t>b.  Server Native Node.js (src/web.js) memproses permintaan, memvalidasi otorisasi pengguna, dan memeriksa ketersediaan cache memori.</w:t>
+        <w:t>Sistem beroperasi menggunakan pola komunikasi klien-server stateless berbasis HTTP/1.1:</w:t>
       </w:r>
     </w:p>
     <w:p>
       <w:pPr>
         <w:spacing w:after="0" w:line="360" w:lineRule="auto"/>
-        <w:ind w:left="1145" w:hanging="425"/>
+        <w:ind w:left="426" w:hanging="425"/>
         <w:jc w:val="both"/>
       </w:pPr>
       <w:r>
@@ -936,22 +1010,116 @@
           <w:color w:val="000000"/>
           <w:sz w:val="24"/>
         </w:rPr>
-        <w:t>c.  Untuk data katalog anime, server memanggil Kitsu Public API secara asinkron dengan in-memory cache TTL 300 detik.</w:t>
-      </w:r>
-    </w:p>
-    <w:p>
-      <w:pPr>
-        <w:spacing w:after="0" w:line="360" w:lineRule="auto"/>
-        <w:ind w:left="1145" w:hanging="425"/>
-        <w:jc w:val="both"/>
-      </w:pPr>
+        <w:t xml:space="preserve">a.  Klien Konsol CLI (client.js) atau </w:t>
+      </w:r>
       <w:r>
         <w:rPr>
           <w:rFonts w:ascii="Times New Roman" w:hAnsi="Times New Roman"/>
           <w:color w:val="000000"/>
           <w:sz w:val="24"/>
         </w:rPr>
-        <w:t>d.  Untuk data tontonan pengguna, server melakukan persistensi lokal ke berkas basis data SQLite (watchlist.db) menggunakan prepared statements yang aman dari serangan SQL Injection.</w:t>
+        <w:t>Bruno</w:t>
+      </w:r>
+      <w:r>
+        <w:rPr>
+          <w:rFonts w:ascii="Times New Roman" w:hAnsi="Times New Roman"/>
+          <w:color w:val="000000"/>
+          <w:sz w:val="24"/>
+        </w:rPr>
+        <w:t xml:space="preserve"> mengirimkan permintaan HTTP terotentikasi Bearer Token JWT ke server Node.js pada port 3000.</w:t>
+      </w:r>
+    </w:p>
+    <w:p>
+      <w:pPr>
+        <w:spacing w:after="0" w:line="360" w:lineRule="auto"/>
+        <w:ind w:left="426" w:hanging="425"/>
+        <w:jc w:val="both"/>
+      </w:pPr>
+      <w:r>
+        <w:rPr>
+          <w:rFonts w:ascii="Times New Roman" w:hAnsi="Times New Roman"/>
+          <w:color w:val="000000"/>
+          <w:sz w:val="24"/>
+        </w:rPr>
+        <w:t xml:space="preserve">b. </w:t>
+      </w:r>
+      <w:r>
+        <w:rPr>
+          <w:rFonts w:ascii="Times New Roman" w:hAnsi="Times New Roman"/>
+          <w:color w:val="000000"/>
+          <w:sz w:val="24"/>
+        </w:rPr>
+        <w:tab/>
+      </w:r>
+      <w:r>
+        <w:rPr>
+          <w:rFonts w:ascii="Times New Roman" w:hAnsi="Times New Roman"/>
+          <w:color w:val="000000"/>
+          <w:sz w:val="24"/>
+        </w:rPr>
+        <w:t>Server Native Node.js (src/web.js) memproses permintaan, memvalidasi otorisasi pengguna, dan memeriksa ketersediaan cache memori.</w:t>
+      </w:r>
+    </w:p>
+    <w:p>
+      <w:pPr>
+        <w:spacing w:after="0" w:line="360" w:lineRule="auto"/>
+        <w:ind w:left="426" w:hanging="425"/>
+        <w:jc w:val="both"/>
+      </w:pPr>
+      <w:r>
+        <w:rPr>
+          <w:rFonts w:ascii="Times New Roman" w:hAnsi="Times New Roman"/>
+          <w:color w:val="000000"/>
+          <w:sz w:val="24"/>
+        </w:rPr>
+        <w:t xml:space="preserve">c. </w:t>
+      </w:r>
+      <w:r>
+        <w:rPr>
+          <w:rFonts w:ascii="Times New Roman" w:hAnsi="Times New Roman"/>
+          <w:color w:val="000000"/>
+          <w:sz w:val="24"/>
+        </w:rPr>
+        <w:tab/>
+      </w:r>
+      <w:r>
+        <w:rPr>
+          <w:rFonts w:ascii="Times New Roman" w:hAnsi="Times New Roman"/>
+          <w:color w:val="000000"/>
+          <w:sz w:val="24"/>
+        </w:rPr>
+        <w:t>Untuk data katalog anime, server memanggil Kitsu Public API secara asinkron dengan in-memory cache TTL 300 detik.</w:t>
+      </w:r>
+    </w:p>
+    <w:p>
+      <w:pPr>
+        <w:spacing w:after="0" w:line="360" w:lineRule="auto"/>
+        <w:ind w:left="426" w:hanging="425"/>
+        <w:jc w:val="both"/>
+      </w:pPr>
+      <w:r>
+        <w:rPr>
+          <w:rFonts w:ascii="Times New Roman" w:hAnsi="Times New Roman"/>
+          <w:color w:val="000000"/>
+          <w:sz w:val="24"/>
+        </w:rPr>
+        <w:t xml:space="preserve">d. </w:t>
+      </w:r>
+      <w:r>
+        <w:rPr>
+          <w:rFonts w:ascii="Times New Roman" w:hAnsi="Times New Roman"/>
+          <w:color w:val="000000"/>
+          <w:sz w:val="24"/>
+        </w:rPr>
+        <w:tab/>
+      </w:r>
+      <w:r>
+        <w:rPr>
+          <w:rFonts w:ascii="Times New Roman" w:hAnsi="Times New Roman"/>
+          <w:color w:val="000000"/>
+          <w:sz w:val="24"/>
+        </w:rPr>
+        <w:t>Untuk data tontonan pengguna, server melakukan persistensi lokal ke berkas basis data SQLite (watchlist.db) menggunakan prepared statements yang aman dari serangan SQL Injection.</w:t>
       </w:r>
     </w:p>
     <w:p>
@@ -996,43 +1164,28 @@
           <w:color w:val="000000"/>
           <w:sz w:val="24"/>
         </w:rPr>
-        <w:t>2.1 Resource Utama yang Dikelola</w:t>
-      </w:r>
-    </w:p>
-    <w:p>
-      <w:pPr>
-        <w:spacing w:after="0" w:line="360" w:lineRule="auto"/>
-        <w:ind w:firstLine="720"/>
-        <w:jc w:val="both"/>
-      </w:pPr>
+        <w:t>2.1</w:t>
+      </w:r>
       <w:r>
         <w:rPr>
           <w:rFonts w:ascii="Times New Roman" w:hAnsi="Times New Roman"/>
           <w:color w:val="000000"/>
           <w:sz w:val="24"/>
         </w:rPr>
-        <w:t>Aplikasi mengelola dua resource utama dalam relasi basis data:</w:t>
-      </w:r>
-    </w:p>
-    <w:p>
-      <w:pPr>
-        <w:spacing w:after="0" w:line="360" w:lineRule="auto"/>
-        <w:ind w:left="1145" w:hanging="425"/>
-        <w:jc w:val="both"/>
-      </w:pPr>
+        <w:t xml:space="preserve"> </w:t>
+      </w:r>
       <w:r>
         <w:rPr>
           <w:rFonts w:ascii="Times New Roman" w:hAnsi="Times New Roman"/>
           <w:color w:val="000000"/>
           <w:sz w:val="24"/>
         </w:rPr>
-        <w:t>1.  User (users): Merepresentasikan akun pengguna terdaftar untuk mengisolasi koleksi watchlist tiap akun secara independen.</w:t>
+        <w:t>Resource Utama yang Dikelola</w:t>
       </w:r>
     </w:p>
     <w:p>
       <w:pPr>
         <w:spacing w:after="0" w:line="360" w:lineRule="auto"/>
-        <w:ind w:left="1145" w:hanging="425"/>
         <w:jc w:val="both"/>
       </w:pPr>
       <w:r>
@@ -1041,7 +1194,69 @@
           <w:color w:val="000000"/>
           <w:sz w:val="24"/>
         </w:rPr>
-        <w:t>2.  WatchlistItem (watchlist_items): Merepresentasikan anime yang disimpan ke daftar pantau pribadi pengguna terintegrasi metadata publik.</w:t>
+        <w:t>Aplikasi mengelola dua resource utama dalam relasi basis data:</w:t>
+      </w:r>
+    </w:p>
+    <w:p>
+      <w:pPr>
+        <w:spacing w:after="0" w:line="360" w:lineRule="auto"/>
+        <w:ind w:left="426" w:hanging="425"/>
+        <w:jc w:val="both"/>
+      </w:pPr>
+      <w:r>
+        <w:rPr>
+          <w:rFonts w:ascii="Times New Roman" w:hAnsi="Times New Roman"/>
+          <w:color w:val="000000"/>
+          <w:sz w:val="24"/>
+        </w:rPr>
+        <w:t xml:space="preserve">1.  </w:t>
+      </w:r>
+      <w:r>
+        <w:rPr>
+          <w:rFonts w:ascii="Times New Roman" w:hAnsi="Times New Roman"/>
+          <w:color w:val="000000"/>
+          <w:sz w:val="24"/>
+        </w:rPr>
+        <w:t xml:space="preserve"> </w:t>
+      </w:r>
+      <w:r>
+        <w:rPr>
+          <w:rFonts w:ascii="Times New Roman" w:hAnsi="Times New Roman"/>
+          <w:color w:val="000000"/>
+          <w:sz w:val="24"/>
+        </w:rPr>
+        <w:t>User (users): Merepresentasikan akun pengguna terdaftar untuk mengisolasi koleksi watchlist tiap akun secara independen.</w:t>
+      </w:r>
+    </w:p>
+    <w:p>
+      <w:pPr>
+        <w:spacing w:after="0" w:line="360" w:lineRule="auto"/>
+        <w:ind w:left="426" w:hanging="425"/>
+        <w:jc w:val="both"/>
+      </w:pPr>
+      <w:r>
+        <w:rPr>
+          <w:rFonts w:ascii="Times New Roman" w:hAnsi="Times New Roman"/>
+          <w:color w:val="000000"/>
+          <w:sz w:val="24"/>
+        </w:rPr>
+        <w:t xml:space="preserve">2.  </w:t>
+      </w:r>
+      <w:r>
+        <w:rPr>
+          <w:rFonts w:ascii="Times New Roman" w:hAnsi="Times New Roman"/>
+          <w:color w:val="000000"/>
+          <w:sz w:val="24"/>
+        </w:rPr>
+        <w:t xml:space="preserve"> </w:t>
+      </w:r>
+      <w:r>
+        <w:rPr>
+          <w:rFonts w:ascii="Times New Roman" w:hAnsi="Times New Roman"/>
+          <w:color w:val="000000"/>
+          <w:sz w:val="24"/>
+        </w:rPr>
+        <w:t>WatchlistItem (watchlist_items): Merepresentasikan anime yang disimpan ke daftar pantau pribadi pengguna terintegrasi metadata publik.</w:t>
       </w:r>
     </w:p>
     <w:p>
@@ -1056,7 +1271,23 @@
           <w:color w:val="000000"/>
           <w:sz w:val="24"/>
         </w:rPr>
-        <w:t>2.2 Skema Data &amp; Aturan Validasi</w:t>
+        <w:t>2.2</w:t>
+      </w:r>
+      <w:r>
+        <w:rPr>
+          <w:rFonts w:ascii="Times New Roman" w:hAnsi="Times New Roman"/>
+          <w:color w:val="000000"/>
+          <w:sz w:val="24"/>
+        </w:rPr>
+        <w:t xml:space="preserve"> </w:t>
+      </w:r>
+      <w:r>
+        <w:rPr>
+          <w:rFonts w:ascii="Times New Roman" w:hAnsi="Times New Roman"/>
+          <w:color w:val="000000"/>
+          <w:sz w:val="24"/>
+        </w:rPr>
+        <w:t>Skema Data &amp; Aturan Validasi</w:t>
       </w:r>
     </w:p>
     <w:p>
@@ -2482,26 +2713,34 @@
                 <w:color w:val="000000"/>
                 <w:sz w:val="20"/>
               </w:rPr>
+              <w:t>created_at</w:t>
+            </w:r>
+          </w:p>
+        </w:tc>
+        <w:tc>
+          <w:tcPr>
+            <w:tcW w:w="1134" w:type="dxa"/>
+          </w:tcPr>
+          <w:p>
+            <w:pPr>
+              <w:spacing w:after="0"/>
+            </w:pPr>
+            <w:r>
+              <w:rPr>
+                <w:rFonts w:ascii="Times New Roman" w:hAnsi="Times New Roman"/>
+                <w:color w:val="000000"/>
+                <w:sz w:val="20"/>
+              </w:rPr>
+              <w:t>DATETIM</w:t>
+            </w:r>
+            <w:r>
+              <w:rPr>
+                <w:rFonts w:ascii="Times New Roman" w:hAnsi="Times New Roman"/>
+                <w:color w:val="000000"/>
+                <w:sz w:val="20"/>
+              </w:rPr>
               <w:lastRenderedPageBreak/>
-              <w:t>created_at</w:t>
-            </w:r>
-          </w:p>
-        </w:tc>
-        <w:tc>
-          <w:tcPr>
-            <w:tcW w:w="1134" w:type="dxa"/>
-          </w:tcPr>
-          <w:p>
-            <w:pPr>
-              <w:spacing w:after="0"/>
-            </w:pPr>
-            <w:r>
-              <w:rPr>
-                <w:rFonts w:ascii="Times New Roman" w:hAnsi="Times New Roman"/>
-                <w:color w:val="000000"/>
-                <w:sz w:val="20"/>
-              </w:rPr>
-              <w:t>DATETIME</w:t>
+              <w:t>E</w:t>
             </w:r>
           </w:p>
         </w:tc>
@@ -2519,7 +2758,17 @@
                 <w:color w:val="000000"/>
                 <w:sz w:val="20"/>
               </w:rPr>
-              <w:t>DEFAULT CURRENT_TIMESTAMP</w:t>
+              <w:lastRenderedPageBreak/>
+              <w:t xml:space="preserve">DEFAULT </w:t>
+            </w:r>
+            <w:r>
+              <w:rPr>
+                <w:rFonts w:ascii="Times New Roman" w:hAnsi="Times New Roman"/>
+                <w:color w:val="000000"/>
+                <w:sz w:val="20"/>
+              </w:rPr>
+              <w:lastRenderedPageBreak/>
+              <w:t>CURRENT_TIMESTAMP</w:t>
             </w:r>
           </w:p>
         </w:tc>
@@ -2537,6 +2786,7 @@
                 <w:color w:val="000000"/>
                 <w:sz w:val="20"/>
               </w:rPr>
+              <w:lastRenderedPageBreak/>
               <w:t>Waktu penambahan item.</w:t>
             </w:r>
           </w:p>
@@ -3773,7 +4023,41 @@
           <w:color w:val="000000"/>
           <w:sz w:val="24"/>
         </w:rPr>
-        <w:t>3.1 Alasan Pemilihan Kitsu Public API (Edge Specification)</w:t>
+        <w:t>3.1</w:t>
+      </w:r>
+      <w:r>
+        <w:rPr>
+          <w:rFonts w:ascii="Times New Roman" w:hAnsi="Times New Roman"/>
+          <w:color w:val="000000"/>
+          <w:sz w:val="24"/>
+        </w:rPr>
+        <w:t xml:space="preserve"> </w:t>
+      </w:r>
+      <w:r>
+        <w:rPr>
+          <w:rFonts w:ascii="Times New Roman" w:hAnsi="Times New Roman"/>
+          <w:color w:val="000000"/>
+          <w:sz w:val="24"/>
+        </w:rPr>
+        <w:t>Alasan Pemilihan Kitsu Public API (</w:t>
+      </w:r>
+      <w:r>
+        <w:rPr>
+          <w:rFonts w:ascii="Times New Roman" w:hAnsi="Times New Roman"/>
+          <w:i/>
+          <w:iCs/>
+          <w:color w:val="000000"/>
+          <w:sz w:val="24"/>
+        </w:rPr>
+        <w:t>Edge Specification</w:t>
+      </w:r>
+      <w:r>
+        <w:rPr>
+          <w:rFonts w:ascii="Times New Roman" w:hAnsi="Times New Roman"/>
+          <w:color w:val="000000"/>
+          <w:sz w:val="24"/>
+        </w:rPr>
+        <w:t>)</w:t>
       </w:r>
     </w:p>
     <w:p>
@@ -3803,7 +4087,127 @@
           <w:color w:val="000000"/>
           <w:sz w:val="24"/>
         </w:rPr>
-        <w:t>3.2 Field Data Spesifik yang Diekstraksi</w:t>
+        <w:t xml:space="preserve">3.2 </w:t>
+      </w:r>
+      <w:r>
+        <w:rPr>
+          <w:rFonts w:ascii="Times New Roman" w:hAnsi="Times New Roman"/>
+          <w:color w:val="000000"/>
+          <w:sz w:val="24"/>
+        </w:rPr>
+        <w:t xml:space="preserve"> </w:t>
+      </w:r>
+      <w:r>
+        <w:rPr>
+          <w:rFonts w:ascii="Times New Roman" w:hAnsi="Times New Roman"/>
+          <w:color w:val="000000"/>
+          <w:sz w:val="24"/>
+        </w:rPr>
+        <w:t>Field Data Spesifik yang Diekstraksi</w:t>
+      </w:r>
+    </w:p>
+    <w:p>
+      <w:pPr>
+        <w:spacing w:after="0" w:line="360" w:lineRule="auto"/>
+        <w:jc w:val="both"/>
+      </w:pPr>
+      <w:r>
+        <w:rPr>
+          <w:rFonts w:ascii="Times New Roman" w:hAnsi="Times New Roman"/>
+          <w:color w:val="000000"/>
+          <w:sz w:val="24"/>
+        </w:rPr>
+        <w:t>Dari respon mentah Kitsu API, server mengekstraksi field-field esensial:</w:t>
+      </w:r>
+    </w:p>
+    <w:p>
+      <w:pPr>
+        <w:spacing w:after="0" w:line="360" w:lineRule="auto"/>
+        <w:ind w:left="426" w:hanging="425"/>
+        <w:jc w:val="both"/>
+      </w:pPr>
+      <w:r>
+        <w:rPr>
+          <w:rFonts w:ascii="Times New Roman" w:hAnsi="Times New Roman"/>
+          <w:color w:val="000000"/>
+          <w:sz w:val="24"/>
+        </w:rPr>
+        <w:t>1.  id / mal_id: ID unik numerik anime pada database Kitsu.</w:t>
+      </w:r>
+    </w:p>
+    <w:p>
+      <w:pPr>
+        <w:spacing w:after="0" w:line="360" w:lineRule="auto"/>
+        <w:ind w:left="426" w:hanging="425"/>
+        <w:jc w:val="both"/>
+      </w:pPr>
+      <w:r>
+        <w:rPr>
+          <w:rFonts w:ascii="Times New Roman" w:hAnsi="Times New Roman"/>
+          <w:color w:val="000000"/>
+          <w:sz w:val="24"/>
+        </w:rPr>
+        <w:t>2.  title &amp; title_japanese: Judul internasional dan judul aksara asli Jepang.</w:t>
+      </w:r>
+    </w:p>
+    <w:p>
+      <w:pPr>
+        <w:spacing w:after="0" w:line="360" w:lineRule="auto"/>
+        <w:ind w:left="426" w:hanging="425"/>
+        <w:jc w:val="both"/>
+      </w:pPr>
+      <w:r>
+        <w:rPr>
+          <w:rFonts w:ascii="Times New Roman" w:hAnsi="Times New Roman"/>
+          <w:color w:val="000000"/>
+          <w:sz w:val="24"/>
+        </w:rPr>
+        <w:t>3.  images.jpg.image_url: URL poster anime resmi.</w:t>
+      </w:r>
+    </w:p>
+    <w:p>
+      <w:pPr>
+        <w:spacing w:after="0" w:line="360" w:lineRule="auto"/>
+        <w:ind w:left="426" w:hanging="425"/>
+        <w:jc w:val="both"/>
+      </w:pPr>
+      <w:r>
+        <w:rPr>
+          <w:rFonts w:ascii="Times New Roman" w:hAnsi="Times New Roman"/>
+          <w:color w:val="000000"/>
+          <w:sz w:val="24"/>
+        </w:rPr>
+        <w:t>4.  episodes &amp; type: Jumlah total episode resmi dan format penayangan (TV/Movie/OVA).</w:t>
+      </w:r>
+    </w:p>
+    <w:p>
+      <w:pPr>
+        <w:spacing w:after="0" w:line="360" w:lineRule="auto"/>
+        <w:ind w:left="426" w:hanging="425"/>
+        <w:jc w:val="both"/>
+      </w:pPr>
+      <w:r>
+        <w:rPr>
+          <w:rFonts w:ascii="Times New Roman" w:hAnsi="Times New Roman"/>
+          <w:color w:val="000000"/>
+          <w:sz w:val="24"/>
+        </w:rPr>
+        <w:t>5.  score &amp; synopsis: Rata-rata skor global dan sinopsis ringkas jalan cerita.</w:t>
+      </w:r>
+    </w:p>
+    <w:p>
+      <w:pPr>
+        <w:pStyle w:val="Heading2"/>
+        <w:spacing w:before="0" w:line="360" w:lineRule="auto"/>
+        <w:jc w:val="both"/>
+      </w:pPr>
+      <w:r>
+        <w:rPr>
+          <w:rFonts w:ascii="Times New Roman" w:hAnsi="Times New Roman"/>
+          <w:color w:val="000000"/>
+          <w:sz w:val="24"/>
+        </w:rPr>
+        <w:t>3.3 Mekanisme Pengayaan Data (Data Enrichment)</w:t>
       </w:r>
     </w:p>
     <w:p>
@@ -3818,13 +4222,13 @@
           <w:color w:val="000000"/>
           <w:sz w:val="24"/>
         </w:rPr>
-        <w:t>Dari respon mentah Kitsu API, server mengekstraksi field-field esensial:</w:t>
+        <w:t>Aplikasi tidak sekadar meneruskan data secara mentah (proxy forwarding). Server mengimplementasikan pola Data Enrichment: saat pengguna menambahkan anime ke daftar pantau, server memadukan metadata resmi dari Kitsu API dengan data personal pengguna (status tontonan, nomor episode yang diselesaikan, skor pribadi, dan catatan ulasan), lalu menyimpannya sebagai satu kesatuan entitas relasional di SQLite lokal.</w:t>
       </w:r>
     </w:p>
     <w:p>
       <w:pPr>
         <w:spacing w:after="0" w:line="360" w:lineRule="auto"/>
-        <w:ind w:left="1145" w:hanging="425"/>
+        <w:ind w:firstLine="720"/>
         <w:jc w:val="both"/>
       </w:pPr>
       <w:r>
@@ -3833,14 +4237,19 @@
           <w:color w:val="000000"/>
           <w:sz w:val="24"/>
         </w:rPr>
-        <w:t>1.  id / mal_id: ID unik numerik anime pada database Kitsu.</w:t>
+        <w:t>Untuk mencegah terlampauinya batas laju permintaan (rate limit 3 req/s), server menerapkan in-memory cache dengan Time-To-Live (TTL) 300 detik serta mekanisme mock fallback offline otomatis jika koneksi internet terputus.</w:t>
       </w:r>
     </w:p>
     <w:p>
-      <w:pPr>
-        <w:spacing w:after="0" w:line="360" w:lineRule="auto"/>
-        <w:ind w:left="1145" w:hanging="425"/>
-        <w:jc w:val="both"/>
+      <w:r>
+        <w:br w:type="page"/>
+      </w:r>
+    </w:p>
+    <w:p>
+      <w:pPr>
+        <w:pStyle w:val="Heading1"/>
+        <w:spacing w:before="0" w:line="360" w:lineRule="auto"/>
+        <w:jc w:val="center"/>
       </w:pPr>
       <w:r>
         <w:rPr>
@@ -3848,28 +4257,23 @@
           <w:color w:val="000000"/>
           <w:sz w:val="24"/>
         </w:rPr>
-        <w:t>2.  title &amp; title_japanese: Judul internasional dan judul aksara asli Jepang.</w:t>
-      </w:r>
-    </w:p>
-    <w:p>
-      <w:pPr>
-        <w:spacing w:after="0" w:line="360" w:lineRule="auto"/>
-        <w:ind w:left="1145" w:hanging="425"/>
-        <w:jc w:val="both"/>
-      </w:pPr>
+        <w:lastRenderedPageBreak/>
+        <w:t>BAB IV</w:t>
+      </w:r>
       <w:r>
         <w:rPr>
           <w:rFonts w:ascii="Times New Roman" w:hAnsi="Times New Roman"/>
           <w:color w:val="000000"/>
           <w:sz w:val="24"/>
         </w:rPr>
-        <w:t>3.  images.jpg.image_url: URL poster anime resmi.</w:t>
+        <w:br/>
+        <w:t>KODE PROGRAM LENGKAP &amp; PENJELASAN TEKNIS</w:t>
       </w:r>
     </w:p>
     <w:p>
       <w:pPr>
-        <w:spacing w:after="0" w:line="360" w:lineRule="auto"/>
-        <w:ind w:left="1145" w:hanging="425"/>
+        <w:pStyle w:val="Heading2"/>
+        <w:spacing w:before="0" w:line="360" w:lineRule="auto"/>
         <w:jc w:val="both"/>
       </w:pPr>
       <w:r>
@@ -3878,13 +4282,13 @@
           <w:color w:val="000000"/>
           <w:sz w:val="24"/>
         </w:rPr>
-        <w:t>4.  episodes &amp; type: Jumlah total episode resmi dan format penayangan (TV/Movie/OVA).</w:t>
+        <w:t>4.1 Entry Point Server (src/server.js)</w:t>
       </w:r>
     </w:p>
     <w:p>
       <w:pPr>
         <w:spacing w:after="0" w:line="360" w:lineRule="auto"/>
-        <w:ind w:left="1145" w:hanging="425"/>
+        <w:ind w:firstLine="720"/>
         <w:jc w:val="both"/>
       </w:pPr>
       <w:r>
@@ -3893,7 +4297,352 @@
           <w:color w:val="000000"/>
           <w:sz w:val="24"/>
         </w:rPr>
-        <w:t>5.  score &amp; synopsis: Rata-rata skor global dan sinopsis ringkas jalan cerita.</w:t>
+        <w:t>Menampilkan banner identitas Kelompok 6 ke konsol saat runtime diaktifkan, memuat konfigurasi lingkungan .env secara native, dan menginisialisasi basis data SQLite:</w:t>
+      </w:r>
+    </w:p>
+    <w:p>
+      <w:pPr>
+        <w:spacing w:after="0" w:line="240" w:lineRule="auto"/>
+      </w:pPr>
+      <w:r>
+        <w:rPr>
+          <w:rFonts w:ascii="Consolas" w:hAnsi="Consolas"/>
+          <w:color w:val="1E1E1E"/>
+          <w:sz w:val="19"/>
+        </w:rPr>
+        <w:t>import http from 'node:http';</w:t>
+      </w:r>
+    </w:p>
+    <w:p>
+      <w:pPr>
+        <w:spacing w:after="0" w:line="240" w:lineRule="auto"/>
+      </w:pPr>
+      <w:r>
+        <w:rPr>
+          <w:rFonts w:ascii="Consolas" w:hAnsi="Consolas"/>
+          <w:color w:val="1E1E1E"/>
+          <w:sz w:val="19"/>
+        </w:rPr>
+        <w:t>import web from './web.js';</w:t>
+      </w:r>
+    </w:p>
+    <w:p>
+      <w:pPr>
+        <w:spacing w:after="0" w:line="240" w:lineRule="auto"/>
+      </w:pPr>
+      <w:r>
+        <w:rPr>
+          <w:rFonts w:ascii="Consolas" w:hAnsi="Consolas"/>
+          <w:color w:val="1E1E1E"/>
+          <w:sz w:val="19"/>
+        </w:rPr>
+        <w:t>import { initDatabase } from './db/database.js';</w:t>
+      </w:r>
+    </w:p>
+    <w:p>
+      <w:pPr>
+        <w:spacing w:after="0" w:line="240" w:lineRule="auto"/>
+      </w:pPr>
+      <w:r>
+        <w:rPr>
+          <w:rFonts w:ascii="Consolas" w:hAnsi="Consolas"/>
+          <w:color w:val="1E1E1E"/>
+          <w:sz w:val="19"/>
+        </w:rPr>
+        <w:t>import logger from './services/logger.js';</w:t>
+      </w:r>
+    </w:p>
+    <w:p>
+      <w:pPr>
+        <w:spacing w:after="0" w:line="240" w:lineRule="auto"/>
+      </w:pPr>
+    </w:p>
+    <w:p>
+      <w:pPr>
+        <w:spacing w:after="0" w:line="240" w:lineRule="auto"/>
+      </w:pPr>
+      <w:r>
+        <w:rPr>
+          <w:rFonts w:ascii="Consolas" w:hAnsi="Consolas"/>
+          <w:color w:val="1E1E1E"/>
+          <w:sz w:val="19"/>
+        </w:rPr>
+        <w:t>if (typeof process.loadEnvFile === 'function') {</w:t>
+      </w:r>
+    </w:p>
+    <w:p>
+      <w:pPr>
+        <w:spacing w:after="0" w:line="240" w:lineRule="auto"/>
+      </w:pPr>
+      <w:r>
+        <w:rPr>
+          <w:rFonts w:ascii="Consolas" w:hAnsi="Consolas"/>
+          <w:color w:val="1E1E1E"/>
+          <w:sz w:val="19"/>
+        </w:rPr>
+        <w:t xml:space="preserve">  try { process.loadEnvFile(); } catch (e) {}</w:t>
+      </w:r>
+    </w:p>
+    <w:p>
+      <w:pPr>
+        <w:spacing w:after="0" w:line="240" w:lineRule="auto"/>
+      </w:pPr>
+      <w:r>
+        <w:rPr>
+          <w:rFonts w:ascii="Consolas" w:hAnsi="Consolas"/>
+          <w:color w:val="1E1E1E"/>
+          <w:sz w:val="19"/>
+        </w:rPr>
+        <w:t>}</w:t>
+      </w:r>
+    </w:p>
+    <w:p>
+      <w:pPr>
+        <w:spacing w:after="0" w:line="240" w:lineRule="auto"/>
+      </w:pPr>
+    </w:p>
+    <w:p>
+      <w:pPr>
+        <w:spacing w:after="0" w:line="240" w:lineRule="auto"/>
+      </w:pPr>
+      <w:r>
+        <w:rPr>
+          <w:rFonts w:ascii="Consolas" w:hAnsi="Consolas"/>
+          <w:color w:val="1E1E1E"/>
+          <w:sz w:val="19"/>
+        </w:rPr>
+        <w:t>initDatabase();</w:t>
+      </w:r>
+    </w:p>
+    <w:p>
+      <w:pPr>
+        <w:spacing w:after="0" w:line="240" w:lineRule="auto"/>
+      </w:pPr>
+    </w:p>
+    <w:p>
+      <w:pPr>
+        <w:spacing w:after="0" w:line="240" w:lineRule="auto"/>
+      </w:pPr>
+      <w:r>
+        <w:rPr>
+          <w:rFonts w:ascii="Consolas" w:hAnsi="Consolas"/>
+          <w:color w:val="1E1E1E"/>
+          <w:sz w:val="19"/>
+        </w:rPr>
+        <w:t>const PORT = parseInt(process.env.PORT || '3000', 10);</w:t>
+      </w:r>
+    </w:p>
+    <w:p>
+      <w:pPr>
+        <w:spacing w:after="0" w:line="240" w:lineRule="auto"/>
+      </w:pPr>
+      <w:r>
+        <w:rPr>
+          <w:rFonts w:ascii="Consolas" w:hAnsi="Consolas"/>
+          <w:color w:val="1E1E1E"/>
+          <w:sz w:val="19"/>
+        </w:rPr>
+        <w:t>const server = http.createServer(web);</w:t>
+      </w:r>
+    </w:p>
+    <w:p>
+      <w:pPr>
+        <w:spacing w:after="0" w:line="240" w:lineRule="auto"/>
+      </w:pPr>
+    </w:p>
+    <w:p>
+      <w:pPr>
+        <w:spacing w:after="0" w:line="240" w:lineRule="auto"/>
+      </w:pPr>
+      <w:r>
+        <w:rPr>
+          <w:rFonts w:ascii="Consolas" w:hAnsi="Consolas"/>
+          <w:color w:val="1E1E1E"/>
+          <w:sz w:val="19"/>
+        </w:rPr>
+        <w:t>server.listen(PORT, () =&gt; {</w:t>
+      </w:r>
+    </w:p>
+    <w:p>
+      <w:pPr>
+        <w:spacing w:after="0" w:line="240" w:lineRule="auto"/>
+      </w:pPr>
+      <w:r>
+        <w:rPr>
+          <w:rFonts w:ascii="Consolas" w:hAnsi="Consolas"/>
+          <w:color w:val="1E1E1E"/>
+          <w:sz w:val="19"/>
+        </w:rPr>
+        <w:t xml:space="preserve">  logger.info('SERVER', `Server berjalan pada http://localhost:${PORT}`);</w:t>
+      </w:r>
+    </w:p>
+    <w:p>
+      <w:pPr>
+        <w:spacing w:after="0" w:line="240" w:lineRule="auto"/>
+      </w:pPr>
+      <w:r>
+        <w:rPr>
+          <w:rFonts w:ascii="Consolas" w:hAnsi="Consolas"/>
+          <w:color w:val="1E1E1E"/>
+          <w:sz w:val="19"/>
+        </w:rPr>
+        <w:t xml:space="preserve">  logger.info('SERVER', `</w:t>
+      </w:r>
+    </w:p>
+    <w:p>
+      <w:pPr>
+        <w:spacing w:after="0" w:line="240" w:lineRule="auto"/>
+      </w:pPr>
+      <w:r>
+        <w:rPr>
+          <w:rFonts w:ascii="Consolas" w:hAnsi="Consolas"/>
+          <w:color w:val="1E1E1E"/>
+          <w:sz w:val="19"/>
+        </w:rPr>
+        <w:t>==============================================================</w:t>
+      </w:r>
+    </w:p>
+    <w:p>
+      <w:pPr>
+        <w:spacing w:after="0" w:line="240" w:lineRule="auto"/>
+      </w:pPr>
+      <w:r>
+        <w:rPr>
+          <w:rFonts w:ascii="Consolas" w:hAnsi="Consolas"/>
+          <w:color w:val="1E1E1E"/>
+          <w:sz w:val="19"/>
+        </w:rPr>
+        <w:t xml:space="preserve"> PROJECT BASED 1 - REKAYASA API (KELOMPOK 6)</w:t>
+      </w:r>
+    </w:p>
+    <w:p>
+      <w:pPr>
+        <w:spacing w:after="0" w:line="240" w:lineRule="auto"/>
+      </w:pPr>
+      <w:r>
+        <w:rPr>
+          <w:rFonts w:ascii="Consolas" w:hAnsi="Consolas"/>
+          <w:color w:val="1E1E1E"/>
+          <w:sz w:val="19"/>
+        </w:rPr>
+        <w:t xml:space="preserve"> Judul: Watchlist Anime Tracker Terintegrasi Kitsu Public API</w:t>
+      </w:r>
+    </w:p>
+    <w:p>
+      <w:pPr>
+        <w:spacing w:after="0" w:line="240" w:lineRule="auto"/>
+      </w:pPr>
+      <w:r>
+        <w:rPr>
+          <w:rFonts w:ascii="Consolas" w:hAnsi="Consolas"/>
+          <w:color w:val="1E1E1E"/>
+          <w:sz w:val="19"/>
+        </w:rPr>
+        <w:t xml:space="preserve"> --------------------------------------------------------------</w:t>
+      </w:r>
+    </w:p>
+    <w:p>
+      <w:pPr>
+        <w:spacing w:after="0" w:line="240" w:lineRule="auto"/>
+      </w:pPr>
+      <w:r>
+        <w:rPr>
+          <w:rFonts w:ascii="Consolas" w:hAnsi="Consolas"/>
+          <w:color w:val="1E1E1E"/>
+          <w:sz w:val="19"/>
+        </w:rPr>
+        <w:t xml:space="preserve"> Anggota Tim:</w:t>
+      </w:r>
+    </w:p>
+    <w:p>
+      <w:pPr>
+        <w:spacing w:after="0" w:line="240" w:lineRule="auto"/>
+      </w:pPr>
+      <w:r>
+        <w:rPr>
+          <w:rFonts w:ascii="Consolas" w:hAnsi="Consolas"/>
+          <w:color w:val="1E1E1E"/>
+          <w:sz w:val="19"/>
+        </w:rPr>
+        <w:t xml:space="preserve"> 1. Ilham Arifin       (F5512530109)</w:t>
+      </w:r>
+    </w:p>
+    <w:p>
+      <w:pPr>
+        <w:spacing w:after="0" w:line="240" w:lineRule="auto"/>
+      </w:pPr>
+      <w:r>
+        <w:rPr>
+          <w:rFonts w:ascii="Consolas" w:hAnsi="Consolas"/>
+          <w:color w:val="1E1E1E"/>
+          <w:sz w:val="19"/>
+        </w:rPr>
+        <w:t xml:space="preserve"> 2. Akhsan Maulana R_  (F5512530114)</w:t>
+      </w:r>
+    </w:p>
+    <w:p>
+      <w:pPr>
+        <w:spacing w:after="0" w:line="240" w:lineRule="auto"/>
+      </w:pPr>
+      <w:r>
+        <w:rPr>
+          <w:rFonts w:ascii="Consolas" w:hAnsi="Consolas"/>
+          <w:color w:val="1E1E1E"/>
+          <w:sz w:val="19"/>
+        </w:rPr>
+        <w:t xml:space="preserve"> 3. Nefaldi            (F5512520082)</w:t>
+      </w:r>
+    </w:p>
+    <w:p>
+      <w:pPr>
+        <w:spacing w:after="0" w:line="240" w:lineRule="auto"/>
+      </w:pPr>
+      <w:r>
+        <w:rPr>
+          <w:rFonts w:ascii="Consolas" w:hAnsi="Consolas"/>
+          <w:color w:val="1E1E1E"/>
+          <w:sz w:val="19"/>
+        </w:rPr>
+        <w:t xml:space="preserve"> 4. ALIFIAS            (F5512520099)</w:t>
+      </w:r>
+    </w:p>
+    <w:p>
+      <w:pPr>
+        <w:spacing w:after="0" w:line="240" w:lineRule="auto"/>
+      </w:pPr>
+      <w:r>
+        <w:rPr>
+          <w:rFonts w:ascii="Consolas" w:hAnsi="Consolas"/>
+          <w:color w:val="1E1E1E"/>
+          <w:sz w:val="19"/>
+        </w:rPr>
+        <w:t xml:space="preserve"> 5. Moh. Yusfi L.      (F5512520089)</w:t>
+      </w:r>
+    </w:p>
+    <w:p>
+      <w:pPr>
+        <w:spacing w:after="0" w:line="240" w:lineRule="auto"/>
+      </w:pPr>
+      <w:r>
+        <w:rPr>
+          <w:rFonts w:ascii="Consolas" w:hAnsi="Consolas"/>
+          <w:color w:val="1E1E1E"/>
+          <w:sz w:val="19"/>
+        </w:rPr>
+        <w:t>==============================================================`);</w:t>
+      </w:r>
+    </w:p>
+    <w:p>
+      <w:pPr>
+        <w:spacing w:after="0" w:line="240" w:lineRule="auto"/>
+      </w:pPr>
+      <w:r>
+        <w:rPr>
+          <w:rFonts w:ascii="Consolas" w:hAnsi="Consolas"/>
+          <w:color w:val="1E1E1E"/>
+          <w:sz w:val="19"/>
+        </w:rPr>
+        <w:t>});</w:t>
       </w:r>
     </w:p>
     <w:p>
@@ -3908,7 +4657,7 @@
           <w:color w:val="000000"/>
           <w:sz w:val="24"/>
         </w:rPr>
-        <w:t>3.3 Mekanisme Pengayaan Data (Data Enrichment)</w:t>
+        <w:t>4.2 Web Dispatcher &amp; Mini-Router (src/web.js)</w:t>
       </w:r>
     </w:p>
     <w:p>
@@ -3923,7 +4672,467 @@
           <w:color w:val="000000"/>
           <w:sz w:val="24"/>
         </w:rPr>
-        <w:t>Aplikasi tidak sekadar meneruskan data secara mentah (proxy forwarding). Server mengimplementasikan pola Data Enrichment: saat pengguna menambahkan anime ke daftar pantau, server memadukan metadata resmi dari Kitsu API dengan data personal pengguna (status tontonan, nomor episode yang diselesaikan, skor pribadi, dan catatan ulasan), lalu menyimpannya sebagai satu kesatuan entitas relasional di SQLite lokal.</w:t>
+        <w:t>Berfungsi sebagai router murni tanpa Express yang mengurai stream Buffer body dan mencocokkan URL regex:</w:t>
+      </w:r>
+    </w:p>
+    <w:p>
+      <w:pPr>
+        <w:spacing w:after="0" w:line="240" w:lineRule="auto"/>
+      </w:pPr>
+      <w:r>
+        <w:rPr>
+          <w:rFonts w:ascii="Consolas" w:hAnsi="Consolas"/>
+          <w:color w:val="1E1E1E"/>
+          <w:sz w:val="19"/>
+        </w:rPr>
+        <w:t>export async function web(req, res) {</w:t>
+      </w:r>
+    </w:p>
+    <w:p>
+      <w:pPr>
+        <w:spacing w:after="0" w:line="240" w:lineRule="auto"/>
+      </w:pPr>
+      <w:r>
+        <w:rPr>
+          <w:rFonts w:ascii="Consolas" w:hAnsi="Consolas"/>
+          <w:color w:val="1E1E1E"/>
+          <w:sz w:val="19"/>
+        </w:rPr>
+        <w:t xml:space="preserve">  const startTime = Date.now();</w:t>
+      </w:r>
+    </w:p>
+    <w:p>
+      <w:pPr>
+        <w:spacing w:after="0" w:line="240" w:lineRule="auto"/>
+      </w:pPr>
+      <w:r>
+        <w:rPr>
+          <w:rFonts w:ascii="Consolas" w:hAnsi="Consolas"/>
+          <w:color w:val="1E1E1E"/>
+          <w:sz w:val="19"/>
+        </w:rPr>
+        <w:t xml:space="preserve">  const url = new URL(req.url, `http://${req.headers.host || 'localhost'}`);</w:t>
+      </w:r>
+    </w:p>
+    <w:p>
+      <w:pPr>
+        <w:spacing w:after="0" w:line="240" w:lineRule="auto"/>
+      </w:pPr>
+      <w:r>
+        <w:rPr>
+          <w:rFonts w:ascii="Consolas" w:hAnsi="Consolas"/>
+          <w:color w:val="1E1E1E"/>
+          <w:sz w:val="19"/>
+        </w:rPr>
+        <w:t xml:space="preserve">  req.pathname = url.pathname;</w:t>
+      </w:r>
+    </w:p>
+    <w:p>
+      <w:pPr>
+        <w:spacing w:after="0" w:line="240" w:lineRule="auto"/>
+      </w:pPr>
+      <w:r>
+        <w:rPr>
+          <w:rFonts w:ascii="Consolas" w:hAnsi="Consolas"/>
+          <w:color w:val="1E1E1E"/>
+          <w:sz w:val="19"/>
+        </w:rPr>
+        <w:t xml:space="preserve">  req.query = Object.fromEntries(url.searchParams.entries());</w:t>
+      </w:r>
+    </w:p>
+    <w:p>
+      <w:pPr>
+        <w:spacing w:after="0" w:line="240" w:lineRule="auto"/>
+      </w:pPr>
+      <w:r>
+        <w:rPr>
+          <w:rFonts w:ascii="Consolas" w:hAnsi="Consolas"/>
+          <w:color w:val="1E1E1E"/>
+          <w:sz w:val="19"/>
+        </w:rPr>
+        <w:t xml:space="preserve">  req.params = {};</w:t>
+      </w:r>
+    </w:p>
+    <w:p>
+      <w:pPr>
+        <w:spacing w:after="0" w:line="240" w:lineRule="auto"/>
+      </w:pPr>
+    </w:p>
+    <w:p>
+      <w:pPr>
+        <w:spacing w:after="0" w:line="240" w:lineRule="auto"/>
+      </w:pPr>
+      <w:r>
+        <w:rPr>
+          <w:rFonts w:ascii="Consolas" w:hAnsi="Consolas"/>
+          <w:color w:val="1E1E1E"/>
+          <w:sz w:val="19"/>
+        </w:rPr>
+        <w:t xml:space="preserve">  res.json = (statusCode, data) =&gt; {</w:t>
+      </w:r>
+    </w:p>
+    <w:p>
+      <w:pPr>
+        <w:spacing w:after="0" w:line="240" w:lineRule="auto"/>
+      </w:pPr>
+      <w:r>
+        <w:rPr>
+          <w:rFonts w:ascii="Consolas" w:hAnsi="Consolas"/>
+          <w:color w:val="1E1E1E"/>
+          <w:sz w:val="19"/>
+        </w:rPr>
+        <w:t xml:space="preserve">    if (res.writableEnded) return;</w:t>
+      </w:r>
+    </w:p>
+    <w:p>
+      <w:pPr>
+        <w:spacing w:after="0" w:line="240" w:lineRule="auto"/>
+      </w:pPr>
+      <w:r>
+        <w:rPr>
+          <w:rFonts w:ascii="Consolas" w:hAnsi="Consolas"/>
+          <w:color w:val="1E1E1E"/>
+          <w:sz w:val="19"/>
+        </w:rPr>
+        <w:t xml:space="preserve">    const duration = Date.now() - startTime;</w:t>
+      </w:r>
+    </w:p>
+    <w:p>
+      <w:pPr>
+        <w:spacing w:after="0" w:line="240" w:lineRule="auto"/>
+      </w:pPr>
+      <w:r>
+        <w:rPr>
+          <w:rFonts w:ascii="Consolas" w:hAnsi="Consolas"/>
+          <w:color w:val="1E1E1E"/>
+          <w:sz w:val="19"/>
+        </w:rPr>
+        <w:lastRenderedPageBreak/>
+        <w:t xml:space="preserve">    logger.info('HTTP', `${req.method} ${url.pathname} ${statusCode} - ${duration}ms`);</w:t>
+      </w:r>
+    </w:p>
+    <w:p>
+      <w:pPr>
+        <w:spacing w:after="0" w:line="240" w:lineRule="auto"/>
+      </w:pPr>
+      <w:r>
+        <w:rPr>
+          <w:rFonts w:ascii="Consolas" w:hAnsi="Consolas"/>
+          <w:color w:val="1E1E1E"/>
+          <w:sz w:val="19"/>
+        </w:rPr>
+        <w:t xml:space="preserve">    res.writeHead(statusCode, {</w:t>
+      </w:r>
+    </w:p>
+    <w:p>
+      <w:pPr>
+        <w:spacing w:after="0" w:line="240" w:lineRule="auto"/>
+      </w:pPr>
+      <w:r>
+        <w:rPr>
+          <w:rFonts w:ascii="Consolas" w:hAnsi="Consolas"/>
+          <w:color w:val="1E1E1E"/>
+          <w:sz w:val="19"/>
+        </w:rPr>
+        <w:t xml:space="preserve">      'Content-Type': 'application/json',</w:t>
+      </w:r>
+    </w:p>
+    <w:p>
+      <w:pPr>
+        <w:spacing w:after="0" w:line="240" w:lineRule="auto"/>
+      </w:pPr>
+      <w:r>
+        <w:rPr>
+          <w:rFonts w:ascii="Consolas" w:hAnsi="Consolas"/>
+          <w:color w:val="1E1E1E"/>
+          <w:sz w:val="19"/>
+        </w:rPr>
+        <w:t xml:space="preserve">      'Access-Control-Allow-Origin': '*'</w:t>
+      </w:r>
+    </w:p>
+    <w:p>
+      <w:pPr>
+        <w:spacing w:after="0" w:line="240" w:lineRule="auto"/>
+      </w:pPr>
+      <w:r>
+        <w:rPr>
+          <w:rFonts w:ascii="Consolas" w:hAnsi="Consolas"/>
+          <w:color w:val="1E1E1E"/>
+          <w:sz w:val="19"/>
+        </w:rPr>
+        <w:t xml:space="preserve">    });</w:t>
+      </w:r>
+    </w:p>
+    <w:p>
+      <w:pPr>
+        <w:spacing w:after="0" w:line="240" w:lineRule="auto"/>
+      </w:pPr>
+      <w:r>
+        <w:rPr>
+          <w:rFonts w:ascii="Consolas" w:hAnsi="Consolas"/>
+          <w:color w:val="1E1E1E"/>
+          <w:sz w:val="19"/>
+        </w:rPr>
+        <w:t xml:space="preserve">    res.end(JSON.stringify(data));</w:t>
+      </w:r>
+    </w:p>
+    <w:p>
+      <w:pPr>
+        <w:spacing w:after="0" w:line="240" w:lineRule="auto"/>
+      </w:pPr>
+      <w:r>
+        <w:rPr>
+          <w:rFonts w:ascii="Consolas" w:hAnsi="Consolas"/>
+          <w:color w:val="1E1E1E"/>
+          <w:sz w:val="19"/>
+        </w:rPr>
+        <w:t xml:space="preserve">  };</w:t>
+      </w:r>
+    </w:p>
+    <w:p>
+      <w:pPr>
+        <w:spacing w:after="0" w:line="240" w:lineRule="auto"/>
+      </w:pPr>
+    </w:p>
+    <w:p>
+      <w:pPr>
+        <w:spacing w:after="0" w:line="240" w:lineRule="auto"/>
+      </w:pPr>
+      <w:r>
+        <w:rPr>
+          <w:rFonts w:ascii="Consolas" w:hAnsi="Consolas"/>
+          <w:color w:val="1E1E1E"/>
+          <w:sz w:val="19"/>
+        </w:rPr>
+        <w:t xml:space="preserve">  try {</w:t>
+      </w:r>
+    </w:p>
+    <w:p>
+      <w:pPr>
+        <w:spacing w:after="0" w:line="240" w:lineRule="auto"/>
+      </w:pPr>
+      <w:r>
+        <w:rPr>
+          <w:rFonts w:ascii="Consolas" w:hAnsi="Consolas"/>
+          <w:color w:val="1E1E1E"/>
+          <w:sz w:val="19"/>
+        </w:rPr>
+        <w:t xml:space="preserve">    if (handleCors(req, res)) return;</w:t>
+      </w:r>
+    </w:p>
+    <w:p>
+      <w:pPr>
+        <w:spacing w:after="0" w:line="240" w:lineRule="auto"/>
+      </w:pPr>
+      <w:r>
+        <w:rPr>
+          <w:rFonts w:ascii="Consolas" w:hAnsi="Consolas"/>
+          <w:color w:val="1E1E1E"/>
+          <w:sz w:val="19"/>
+        </w:rPr>
+        <w:t xml:space="preserve">    await parseJsonBody(req);</w:t>
+      </w:r>
+    </w:p>
+    <w:p>
+      <w:pPr>
+        <w:spacing w:after="0" w:line="240" w:lineRule="auto"/>
+      </w:pPr>
+    </w:p>
+    <w:p>
+      <w:pPr>
+        <w:spacing w:after="0" w:line="240" w:lineRule="auto"/>
+      </w:pPr>
+      <w:r>
+        <w:rPr>
+          <w:rFonts w:ascii="Consolas" w:hAnsi="Consolas"/>
+          <w:color w:val="1E1E1E"/>
+          <w:sz w:val="19"/>
+        </w:rPr>
+        <w:t xml:space="preserve">    for (const route of routes) {</w:t>
+      </w:r>
+    </w:p>
+    <w:p>
+      <w:pPr>
+        <w:spacing w:after="0" w:line="240" w:lineRule="auto"/>
+      </w:pPr>
+      <w:r>
+        <w:rPr>
+          <w:rFonts w:ascii="Consolas" w:hAnsi="Consolas"/>
+          <w:color w:val="1E1E1E"/>
+          <w:sz w:val="19"/>
+        </w:rPr>
+        <w:t xml:space="preserve">      if (route.method === req.method) {</w:t>
+      </w:r>
+    </w:p>
+    <w:p>
+      <w:pPr>
+        <w:spacing w:after="0" w:line="240" w:lineRule="auto"/>
+      </w:pPr>
+      <w:r>
+        <w:rPr>
+          <w:rFonts w:ascii="Consolas" w:hAnsi="Consolas"/>
+          <w:color w:val="1E1E1E"/>
+          <w:sz w:val="19"/>
+        </w:rPr>
+        <w:t xml:space="preserve">        const match = url.pathname.match(route.pattern);</w:t>
+      </w:r>
+    </w:p>
+    <w:p>
+      <w:pPr>
+        <w:spacing w:after="0" w:line="240" w:lineRule="auto"/>
+      </w:pPr>
+      <w:r>
+        <w:rPr>
+          <w:rFonts w:ascii="Consolas" w:hAnsi="Consolas"/>
+          <w:color w:val="1E1E1E"/>
+          <w:sz w:val="19"/>
+        </w:rPr>
+        <w:t xml:space="preserve">        if (match) {</w:t>
+      </w:r>
+    </w:p>
+    <w:p>
+      <w:pPr>
+        <w:spacing w:after="0" w:line="240" w:lineRule="auto"/>
+      </w:pPr>
+      <w:r>
+        <w:rPr>
+          <w:rFonts w:ascii="Consolas" w:hAnsi="Consolas"/>
+          <w:color w:val="1E1E1E"/>
+          <w:sz w:val="19"/>
+        </w:rPr>
+        <w:t xml:space="preserve">          req.params = match.groups || {};</w:t>
+      </w:r>
+    </w:p>
+    <w:p>
+      <w:pPr>
+        <w:spacing w:after="0" w:line="240" w:lineRule="auto"/>
+      </w:pPr>
+      <w:r>
+        <w:rPr>
+          <w:rFonts w:ascii="Consolas" w:hAnsi="Consolas"/>
+          <w:color w:val="1E1E1E"/>
+          <w:sz w:val="19"/>
+        </w:rPr>
+        <w:t xml:space="preserve">          return await route.handler(req, res);</w:t>
+      </w:r>
+    </w:p>
+    <w:p>
+      <w:pPr>
+        <w:spacing w:after="0" w:line="240" w:lineRule="auto"/>
+      </w:pPr>
+      <w:r>
+        <w:rPr>
+          <w:rFonts w:ascii="Consolas" w:hAnsi="Consolas"/>
+          <w:color w:val="1E1E1E"/>
+          <w:sz w:val="19"/>
+        </w:rPr>
+        <w:t xml:space="preserve">        }</w:t>
+      </w:r>
+    </w:p>
+    <w:p>
+      <w:pPr>
+        <w:spacing w:after="0" w:line="240" w:lineRule="auto"/>
+      </w:pPr>
+      <w:r>
+        <w:rPr>
+          <w:rFonts w:ascii="Consolas" w:hAnsi="Consolas"/>
+          <w:color w:val="1E1E1E"/>
+          <w:sz w:val="19"/>
+        </w:rPr>
+        <w:t xml:space="preserve">      }</w:t>
+      </w:r>
+    </w:p>
+    <w:p>
+      <w:pPr>
+        <w:spacing w:after="0" w:line="240" w:lineRule="auto"/>
+      </w:pPr>
+      <w:r>
+        <w:rPr>
+          <w:rFonts w:ascii="Consolas" w:hAnsi="Consolas"/>
+          <w:color w:val="1E1E1E"/>
+          <w:sz w:val="19"/>
+        </w:rPr>
+        <w:t xml:space="preserve">    }</w:t>
+      </w:r>
+    </w:p>
+    <w:p>
+      <w:pPr>
+        <w:spacing w:after="0" w:line="240" w:lineRule="auto"/>
+      </w:pPr>
+      <w:r>
+        <w:rPr>
+          <w:rFonts w:ascii="Consolas" w:hAnsi="Consolas"/>
+          <w:color w:val="1E1E1E"/>
+          <w:sz w:val="19"/>
+        </w:rPr>
+        <w:t xml:space="preserve">    return res.json(404, { success: false, message: 'Endpoint tidak ditemukan.' });</w:t>
+      </w:r>
+    </w:p>
+    <w:p>
+      <w:pPr>
+        <w:spacing w:after="0" w:line="240" w:lineRule="auto"/>
+      </w:pPr>
+      <w:r>
+        <w:rPr>
+          <w:rFonts w:ascii="Consolas" w:hAnsi="Consolas"/>
+          <w:color w:val="1E1E1E"/>
+          <w:sz w:val="19"/>
+        </w:rPr>
+        <w:t xml:space="preserve">  } catch (err) {</w:t>
+      </w:r>
+    </w:p>
+    <w:p>
+      <w:pPr>
+        <w:spacing w:after="0" w:line="240" w:lineRule="auto"/>
+      </w:pPr>
+      <w:r>
+        <w:rPr>
+          <w:rFonts w:ascii="Consolas" w:hAnsi="Consolas"/>
+          <w:color w:val="1E1E1E"/>
+          <w:sz w:val="19"/>
+        </w:rPr>
+        <w:t xml:space="preserve">    return res.json(err.statusCode || 500, { success: false, message: err.message });</w:t>
+      </w:r>
+    </w:p>
+    <w:p>
+      <w:pPr>
+        <w:spacing w:after="0" w:line="240" w:lineRule="auto"/>
+      </w:pPr>
+      <w:r>
+        <w:rPr>
+          <w:rFonts w:ascii="Consolas" w:hAnsi="Consolas"/>
+          <w:color w:val="1E1E1E"/>
+          <w:sz w:val="19"/>
+        </w:rPr>
+        <w:t xml:space="preserve">  }</w:t>
+      </w:r>
+    </w:p>
+    <w:p>
+      <w:pPr>
+        <w:spacing w:after="0" w:line="240" w:lineRule="auto"/>
+      </w:pPr>
+      <w:r>
+        <w:rPr>
+          <w:rFonts w:ascii="Consolas" w:hAnsi="Consolas"/>
+          <w:color w:val="1E1E1E"/>
+          <w:sz w:val="19"/>
+        </w:rPr>
+        <w:t>}</w:t>
+      </w:r>
+    </w:p>
+    <w:p>
+      <w:pPr>
+        <w:pStyle w:val="Heading2"/>
+        <w:spacing w:before="0" w:line="360" w:lineRule="auto"/>
+        <w:jc w:val="both"/>
+      </w:pPr>
+      <w:r>
+        <w:rPr>
+          <w:rFonts w:ascii="Times New Roman" w:hAnsi="Times New Roman"/>
+          <w:color w:val="000000"/>
+          <w:sz w:val="24"/>
+        </w:rPr>
+        <w:t>4.3 Interactive Console Client CLI (client.js)</w:t>
       </w:r>
     </w:p>
     <w:p>
@@ -3938,67 +5147,7 @@
           <w:color w:val="000000"/>
           <w:sz w:val="24"/>
         </w:rPr>
-        <w:t>Untuk mencegah terlampauinya batas laju permintaan (rate limit 3 req/s), server menerapkan in-memory cache dengan Time-To-Live (TTL) 300 detik serta mekanisme mock fallback offline otomatis jika koneksi internet terputus.</w:t>
-      </w:r>
-    </w:p>
-    <w:p>
-      <w:r>
-        <w:br w:type="page"/>
-      </w:r>
-    </w:p>
-    <w:p>
-      <w:pPr>
-        <w:pStyle w:val="Heading1"/>
-        <w:spacing w:before="0" w:line="360" w:lineRule="auto"/>
-        <w:jc w:val="center"/>
-      </w:pPr>
-      <w:r>
-        <w:rPr>
-          <w:rFonts w:ascii="Times New Roman" w:hAnsi="Times New Roman"/>
-          <w:color w:val="000000"/>
-          <w:sz w:val="24"/>
-        </w:rPr>
-        <w:lastRenderedPageBreak/>
-        <w:t>BAB IV</w:t>
-      </w:r>
-      <w:r>
-        <w:rPr>
-          <w:rFonts w:ascii="Times New Roman" w:hAnsi="Times New Roman"/>
-          <w:color w:val="000000"/>
-          <w:sz w:val="24"/>
-        </w:rPr>
-        <w:br/>
-        <w:t>KODE PROGRAM LENGKAP &amp; PENJELASAN TEKNIS</w:t>
-      </w:r>
-    </w:p>
-    <w:p>
-      <w:pPr>
-        <w:pStyle w:val="Heading2"/>
-        <w:spacing w:before="0" w:line="360" w:lineRule="auto"/>
-        <w:jc w:val="both"/>
-      </w:pPr>
-      <w:r>
-        <w:rPr>
-          <w:rFonts w:ascii="Times New Roman" w:hAnsi="Times New Roman"/>
-          <w:color w:val="000000"/>
-          <w:sz w:val="24"/>
-        </w:rPr>
-        <w:t>4.1 Entry Point Server (src/server.js)</w:t>
-      </w:r>
-    </w:p>
-    <w:p>
-      <w:pPr>
-        <w:spacing w:after="0" w:line="360" w:lineRule="auto"/>
-        <w:ind w:firstLine="720"/>
-        <w:jc w:val="both"/>
-      </w:pPr>
-      <w:r>
-        <w:rPr>
-          <w:rFonts w:ascii="Times New Roman" w:hAnsi="Times New Roman"/>
-          <w:color w:val="000000"/>
-          <w:sz w:val="24"/>
-        </w:rPr>
-        <w:t>Menampilkan banner identitas Kelompok 6 ke konsol saat runtime diaktifkan, memuat konfigurasi lingkungan .env secara native, dan menginisialisasi basis data SQLite:</w:t>
+        <w:t>Aplikasi terminal interaktif berbasis perulangan menu (CRUD &amp; Search Kitsu API) dengan penanganan error gracefully:</w:t>
       </w:r>
     </w:p>
     <w:p>
@@ -4011,7 +5160,7 @@
           <w:color w:val="1E1E1E"/>
           <w:sz w:val="19"/>
         </w:rPr>
-        <w:t>import http from 'node:http';</w:t>
+        <w:t>async function main() {</w:t>
       </w:r>
     </w:p>
     <w:p>
@@ -4024,7 +5173,7 @@
           <w:color w:val="1E1E1E"/>
           <w:sz w:val="19"/>
         </w:rPr>
-        <w:t>import web from './web.js';</w:t>
+        <w:t xml:space="preserve">  banner();</w:t>
       </w:r>
     </w:p>
     <w:p>
@@ -4037,7 +5186,7 @@
           <w:color w:val="1E1E1E"/>
           <w:sz w:val="19"/>
         </w:rPr>
-        <w:t>import { initDatabase } from './db/database.js';</w:t>
+        <w:t xml:space="preserve">  await checkServerAvailability();</w:t>
       </w:r>
     </w:p>
     <w:p>
@@ -4050,7 +5199,7 @@
           <w:color w:val="1E1E1E"/>
           <w:sz w:val="19"/>
         </w:rPr>
-        <w:t>import logger from './services/logger.js';</w:t>
+        <w:t xml:space="preserve">  const rl = readline.createInterface({ input, output });</w:t>
       </w:r>
     </w:p>
     <w:p>
@@ -4068,7 +5217,7 @@
           <w:color w:val="1E1E1E"/>
           <w:sz w:val="19"/>
         </w:rPr>
-        <w:t>if (typeof process.loadEnvFile === 'function') {</w:t>
+        <w:t xml:space="preserve">  try {</w:t>
       </w:r>
     </w:p>
     <w:p>
@@ -4081,7 +5230,7 @@
           <w:color w:val="1E1E1E"/>
           <w:sz w:val="19"/>
         </w:rPr>
-        <w:t xml:space="preserve">  try { process.loadEnvFile(); } catch (e) {}</w:t>
+        <w:t xml:space="preserve">    const auth = await authenticate(rl);</w:t>
       </w:r>
     </w:p>
     <w:p>
@@ -4094,13 +5243,8 @@
           <w:color w:val="1E1E1E"/>
           <w:sz w:val="19"/>
         </w:rPr>
-        <w:t>}</w:t>
-      </w:r>
-    </w:p>
-    <w:p>
-      <w:pPr>
-        <w:spacing w:after="0" w:line="240" w:lineRule="auto"/>
-      </w:pPr>
+        <w:t xml:space="preserve">    let running = true;</w:t>
+      </w:r>
     </w:p>
     <w:p>
       <w:pPr>
@@ -4112,13 +5256,8 @@
           <w:color w:val="1E1E1E"/>
           <w:sz w:val="19"/>
         </w:rPr>
-        <w:t>initDatabase();</w:t>
-      </w:r>
-    </w:p>
-    <w:p>
-      <w:pPr>
-        <w:spacing w:after="0" w:line="240" w:lineRule="auto"/>
-      </w:pPr>
+        <w:t xml:space="preserve">    while (running) {</w:t>
+      </w:r>
     </w:p>
     <w:p>
       <w:pPr>
@@ -4130,7 +5269,7 @@
           <w:color w:val="1E1E1E"/>
           <w:sz w:val="19"/>
         </w:rPr>
-        <w:t>const PORT = parseInt(process.env.PORT || '3000', 10);</w:t>
+        <w:t xml:space="preserve">      console.log(`</w:t>
       </w:r>
     </w:p>
     <w:p>
@@ -4143,13 +5282,8 @@
           <w:color w:val="1E1E1E"/>
           <w:sz w:val="19"/>
         </w:rPr>
-        <w:t>const server = http.createServer(web);</w:t>
-      </w:r>
-    </w:p>
-    <w:p>
-      <w:pPr>
-        <w:spacing w:after="0" w:line="240" w:lineRule="auto"/>
-      </w:pPr>
+        <w:t>MENU UTAMA WATCHLIST TRACKER</w:t>
+      </w:r>
     </w:p>
     <w:p>
       <w:pPr>
@@ -4161,7 +5295,7 @@
           <w:color w:val="1E1E1E"/>
           <w:sz w:val="19"/>
         </w:rPr>
-        <w:t>server.listen(PORT, () =&gt; {</w:t>
+        <w:t>[1] Cari Anime di Katalog Publik (Kitsu API)</w:t>
       </w:r>
     </w:p>
     <w:p>
@@ -4174,7 +5308,7 @@
           <w:color w:val="1E1E1E"/>
           <w:sz w:val="19"/>
         </w:rPr>
-        <w:t xml:space="preserve">  logger.info('SERVER', `Server berjalan pada http://localhost:${PORT}`);</w:t>
+        <w:t>[2] Lihat Daftar Watchlist Saya</w:t>
       </w:r>
     </w:p>
     <w:p>
@@ -4187,7 +5321,7 @@
           <w:color w:val="1E1E1E"/>
           <w:sz w:val="19"/>
         </w:rPr>
-        <w:t xml:space="preserve">  logger.info('SERVER', `</w:t>
+        <w:t>[3] Tambah Anime ke Watchlist</w:t>
       </w:r>
     </w:p>
     <w:p>
@@ -4200,7 +5334,7 @@
           <w:color w:val="1E1E1E"/>
           <w:sz w:val="19"/>
         </w:rPr>
-        <w:t>==============================================================</w:t>
+        <w:t>[4] Perbarui Progres / Status Tontonan</w:t>
       </w:r>
     </w:p>
     <w:p>
@@ -4213,7 +5347,7 @@
           <w:color w:val="1E1E1E"/>
           <w:sz w:val="19"/>
         </w:rPr>
-        <w:t xml:space="preserve"> PROJECT BASED 1 - REKAYASA API (KELOMPOK 6)</w:t>
+        <w:t>[5] Hapus Anime dari Watchlist</w:t>
       </w:r>
     </w:p>
     <w:p>
@@ -4226,8 +5360,13 @@
           <w:color w:val="1E1E1E"/>
           <w:sz w:val="19"/>
         </w:rPr>
-        <w:t xml:space="preserve"> Judul: Watchlist Anime Tracker Terintegrasi Kitsu Public API</w:t>
-      </w:r>
+        <w:t>[6] Keluar Aplikasi`);</w:t>
+      </w:r>
+    </w:p>
+    <w:p>
+      <w:pPr>
+        <w:spacing w:after="0" w:line="240" w:lineRule="auto"/>
+      </w:pPr>
     </w:p>
     <w:p>
       <w:pPr>
@@ -4239,7 +5378,7 @@
           <w:color w:val="1E1E1E"/>
           <w:sz w:val="19"/>
         </w:rPr>
-        <w:t xml:space="preserve"> --------------------------------------------------------------</w:t>
+        <w:t xml:space="preserve">      const choice = (await rl.question('Pilih menu (1-6): ')).trim();</w:t>
       </w:r>
     </w:p>
     <w:p>
@@ -4252,7 +5391,7 @@
           <w:color w:val="1E1E1E"/>
           <w:sz w:val="19"/>
         </w:rPr>
-        <w:t xml:space="preserve"> Anggota Tim:</w:t>
+        <w:t xml:space="preserve">      switch (choice) {</w:t>
       </w:r>
     </w:p>
     <w:p>
@@ -4265,7 +5404,7 @@
           <w:color w:val="1E1E1E"/>
           <w:sz w:val="19"/>
         </w:rPr>
-        <w:t xml:space="preserve"> 1. Ilham Arifin       (F5512530109)</w:t>
+        <w:t xml:space="preserve">        case '1': await handleSearchAnime(rl); break;</w:t>
       </w:r>
     </w:p>
     <w:p>
@@ -4278,7 +5417,7 @@
           <w:color w:val="1E1E1E"/>
           <w:sz w:val="19"/>
         </w:rPr>
-        <w:t xml:space="preserve"> 2. Akhsan Maulana R_  (F5512530114)</w:t>
+        <w:t xml:space="preserve">        case '2': await handleViewWatchlist(auth.token); break;</w:t>
       </w:r>
     </w:p>
     <w:p>
@@ -4291,7 +5430,8 @@
           <w:color w:val="1E1E1E"/>
           <w:sz w:val="19"/>
         </w:rPr>
-        <w:t xml:space="preserve"> 3. Nefaldi            (F5512520082)</w:t>
+        <w:lastRenderedPageBreak/>
+        <w:t xml:space="preserve">        case '3': await handleAddWatchlist(rl, auth.token); break;</w:t>
       </w:r>
     </w:p>
     <w:p>
@@ -4304,7 +5444,7 @@
           <w:color w:val="1E1E1E"/>
           <w:sz w:val="19"/>
         </w:rPr>
-        <w:t xml:space="preserve"> 4. ALIFIAS            (F5512520099)</w:t>
+        <w:t xml:space="preserve">        case '4': await handleUpdateWatchlist(rl, auth.token); break;</w:t>
       </w:r>
     </w:p>
     <w:p>
@@ -4317,7 +5457,7 @@
           <w:color w:val="1E1E1E"/>
           <w:sz w:val="19"/>
         </w:rPr>
-        <w:t xml:space="preserve"> 5. Moh. Yusfi L.      (F5512520089)</w:t>
+        <w:t xml:space="preserve">        case '5': await handleDeleteWatchlist(rl, auth.token); break;</w:t>
       </w:r>
     </w:p>
     <w:p>
@@ -4330,7 +5470,7 @@
           <w:color w:val="1E1E1E"/>
           <w:sz w:val="19"/>
         </w:rPr>
-        <w:t>==============================================================`);</w:t>
+        <w:t xml:space="preserve">        case '6': running = false; break;</w:t>
       </w:r>
     </w:p>
     <w:p>
@@ -4343,37 +5483,7 @@
           <w:color w:val="1E1E1E"/>
           <w:sz w:val="19"/>
         </w:rPr>
-        <w:t>});</w:t>
-      </w:r>
-    </w:p>
-    <w:p>
-      <w:pPr>
-        <w:pStyle w:val="Heading2"/>
-        <w:spacing w:before="0" w:line="360" w:lineRule="auto"/>
-        <w:jc w:val="both"/>
-      </w:pPr>
-      <w:r>
-        <w:rPr>
-          <w:rFonts w:ascii="Times New Roman" w:hAnsi="Times New Roman"/>
-          <w:color w:val="000000"/>
-          <w:sz w:val="24"/>
-        </w:rPr>
-        <w:t>4.2 Web Dispatcher &amp; Mini-Router (src/web.js)</w:t>
-      </w:r>
-    </w:p>
-    <w:p>
-      <w:pPr>
-        <w:spacing w:after="0" w:line="360" w:lineRule="auto"/>
-        <w:ind w:firstLine="720"/>
-        <w:jc w:val="both"/>
-      </w:pPr>
-      <w:r>
-        <w:rPr>
-          <w:rFonts w:ascii="Times New Roman" w:hAnsi="Times New Roman"/>
-          <w:color w:val="000000"/>
-          <w:sz w:val="24"/>
-        </w:rPr>
-        <w:t>Berfungsi sebagai router murni tanpa Express yang mengurai stream Buffer body dan mencocokkan URL regex:</w:t>
+        <w:t xml:space="preserve">        default: console.log('[!] Pilihan tidak valid.');</w:t>
       </w:r>
     </w:p>
     <w:p>
@@ -4386,7 +5496,7 @@
           <w:color w:val="1E1E1E"/>
           <w:sz w:val="19"/>
         </w:rPr>
-        <w:t>export async function web(req, res) {</w:t>
+        <w:t xml:space="preserve">      }</w:t>
       </w:r>
     </w:p>
     <w:p>
@@ -4399,7 +5509,7 @@
           <w:color w:val="1E1E1E"/>
           <w:sz w:val="19"/>
         </w:rPr>
-        <w:t xml:space="preserve">  const startTime = Date.now();</w:t>
+        <w:t xml:space="preserve">      if (running) await rl.question('Tekan Enter untuk kembali...');</w:t>
       </w:r>
     </w:p>
     <w:p>
@@ -4412,7 +5522,7 @@
           <w:color w:val="1E1E1E"/>
           <w:sz w:val="19"/>
         </w:rPr>
-        <w:t xml:space="preserve">  const url = new URL(req.url, `http://${req.headers.host || 'localhost'}`);</w:t>
+        <w:t xml:space="preserve">    }</w:t>
       </w:r>
     </w:p>
     <w:p>
@@ -4425,855 +5535,12 @@
           <w:color w:val="1E1E1E"/>
           <w:sz w:val="19"/>
         </w:rPr>
-        <w:t xml:space="preserve">  req.pathname = url.pathname;</w:t>
+        <w:t xml:space="preserve">  } finally { rl.close(); }</w:t>
       </w:r>
     </w:p>
     <w:p>
       <w:pPr>
         <w:spacing w:after="0" w:line="240" w:lineRule="auto"/>
-      </w:pPr>
-      <w:r>
-        <w:rPr>
-          <w:rFonts w:ascii="Consolas" w:hAnsi="Consolas"/>
-          <w:color w:val="1E1E1E"/>
-          <w:sz w:val="19"/>
-        </w:rPr>
-        <w:t xml:space="preserve">  req.query = Object.fromEntries(url.searchParams.entries());</w:t>
-      </w:r>
-    </w:p>
-    <w:p>
-      <w:pPr>
-        <w:spacing w:after="0" w:line="240" w:lineRule="auto"/>
-      </w:pPr>
-      <w:r>
-        <w:rPr>
-          <w:rFonts w:ascii="Consolas" w:hAnsi="Consolas"/>
-          <w:color w:val="1E1E1E"/>
-          <w:sz w:val="19"/>
-        </w:rPr>
-        <w:t xml:space="preserve">  req.params = {};</w:t>
-      </w:r>
-    </w:p>
-    <w:p>
-      <w:pPr>
-        <w:spacing w:after="0" w:line="240" w:lineRule="auto"/>
-      </w:pPr>
-    </w:p>
-    <w:p>
-      <w:pPr>
-        <w:spacing w:after="0" w:line="240" w:lineRule="auto"/>
-      </w:pPr>
-      <w:r>
-        <w:rPr>
-          <w:rFonts w:ascii="Consolas" w:hAnsi="Consolas"/>
-          <w:color w:val="1E1E1E"/>
-          <w:sz w:val="19"/>
-        </w:rPr>
-        <w:t xml:space="preserve">  res.json = (statusCode, data) =&gt; {</w:t>
-      </w:r>
-    </w:p>
-    <w:p>
-      <w:pPr>
-        <w:spacing w:after="0" w:line="240" w:lineRule="auto"/>
-      </w:pPr>
-      <w:r>
-        <w:rPr>
-          <w:rFonts w:ascii="Consolas" w:hAnsi="Consolas"/>
-          <w:color w:val="1E1E1E"/>
-          <w:sz w:val="19"/>
-        </w:rPr>
-        <w:t xml:space="preserve">    if (res.writableEnded) return;</w:t>
-      </w:r>
-    </w:p>
-    <w:p>
-      <w:pPr>
-        <w:spacing w:after="0" w:line="240" w:lineRule="auto"/>
-      </w:pPr>
-      <w:r>
-        <w:rPr>
-          <w:rFonts w:ascii="Consolas" w:hAnsi="Consolas"/>
-          <w:color w:val="1E1E1E"/>
-          <w:sz w:val="19"/>
-        </w:rPr>
-        <w:t xml:space="preserve">    const duration = Date.now() - startTime;</w:t>
-      </w:r>
-    </w:p>
-    <w:p>
-      <w:pPr>
-        <w:spacing w:after="0" w:line="240" w:lineRule="auto"/>
-      </w:pPr>
-      <w:r>
-        <w:rPr>
-          <w:rFonts w:ascii="Consolas" w:hAnsi="Consolas"/>
-          <w:color w:val="1E1E1E"/>
-          <w:sz w:val="19"/>
-        </w:rPr>
-        <w:lastRenderedPageBreak/>
-        <w:t xml:space="preserve">    logger.info('HTTP', `${req.method} ${url.pathname} ${statusCode} - ${duration}ms`);</w:t>
-      </w:r>
-    </w:p>
-    <w:p>
-      <w:pPr>
-        <w:spacing w:after="0" w:line="240" w:lineRule="auto"/>
-      </w:pPr>
-      <w:r>
-        <w:rPr>
-          <w:rFonts w:ascii="Consolas" w:hAnsi="Consolas"/>
-          <w:color w:val="1E1E1E"/>
-          <w:sz w:val="19"/>
-        </w:rPr>
-        <w:t xml:space="preserve">    res.writeHead(statusCode, {</w:t>
-      </w:r>
-    </w:p>
-    <w:p>
-      <w:pPr>
-        <w:spacing w:after="0" w:line="240" w:lineRule="auto"/>
-      </w:pPr>
-      <w:r>
-        <w:rPr>
-          <w:rFonts w:ascii="Consolas" w:hAnsi="Consolas"/>
-          <w:color w:val="1E1E1E"/>
-          <w:sz w:val="19"/>
-        </w:rPr>
-        <w:t xml:space="preserve">      'Content-Type': 'application/json',</w:t>
-      </w:r>
-    </w:p>
-    <w:p>
-      <w:pPr>
-        <w:spacing w:after="0" w:line="240" w:lineRule="auto"/>
-      </w:pPr>
-      <w:r>
-        <w:rPr>
-          <w:rFonts w:ascii="Consolas" w:hAnsi="Consolas"/>
-          <w:color w:val="1E1E1E"/>
-          <w:sz w:val="19"/>
-        </w:rPr>
-        <w:t xml:space="preserve">      'Access-Control-Allow-Origin': '*'</w:t>
-      </w:r>
-    </w:p>
-    <w:p>
-      <w:pPr>
-        <w:spacing w:after="0" w:line="240" w:lineRule="auto"/>
-      </w:pPr>
-      <w:r>
-        <w:rPr>
-          <w:rFonts w:ascii="Consolas" w:hAnsi="Consolas"/>
-          <w:color w:val="1E1E1E"/>
-          <w:sz w:val="19"/>
-        </w:rPr>
-        <w:t xml:space="preserve">    });</w:t>
-      </w:r>
-    </w:p>
-    <w:p>
-      <w:pPr>
-        <w:spacing w:after="0" w:line="240" w:lineRule="auto"/>
-      </w:pPr>
-      <w:r>
-        <w:rPr>
-          <w:rFonts w:ascii="Consolas" w:hAnsi="Consolas"/>
-          <w:color w:val="1E1E1E"/>
-          <w:sz w:val="19"/>
-        </w:rPr>
-        <w:t xml:space="preserve">    res.end(JSON.stringify(data));</w:t>
-      </w:r>
-    </w:p>
-    <w:p>
-      <w:pPr>
-        <w:spacing w:after="0" w:line="240" w:lineRule="auto"/>
-      </w:pPr>
-      <w:r>
-        <w:rPr>
-          <w:rFonts w:ascii="Consolas" w:hAnsi="Consolas"/>
-          <w:color w:val="1E1E1E"/>
-          <w:sz w:val="19"/>
-        </w:rPr>
-        <w:t xml:space="preserve">  };</w:t>
-      </w:r>
-    </w:p>
-    <w:p>
-      <w:pPr>
-        <w:spacing w:after="0" w:line="240" w:lineRule="auto"/>
-      </w:pPr>
-    </w:p>
-    <w:p>
-      <w:pPr>
-        <w:spacing w:after="0" w:line="240" w:lineRule="auto"/>
-      </w:pPr>
-      <w:r>
-        <w:rPr>
-          <w:rFonts w:ascii="Consolas" w:hAnsi="Consolas"/>
-          <w:color w:val="1E1E1E"/>
-          <w:sz w:val="19"/>
-        </w:rPr>
-        <w:t xml:space="preserve">  try {</w:t>
-      </w:r>
-    </w:p>
-    <w:p>
-      <w:pPr>
-        <w:spacing w:after="0" w:line="240" w:lineRule="auto"/>
-      </w:pPr>
-      <w:r>
-        <w:rPr>
-          <w:rFonts w:ascii="Consolas" w:hAnsi="Consolas"/>
-          <w:color w:val="1E1E1E"/>
-          <w:sz w:val="19"/>
-        </w:rPr>
-        <w:t xml:space="preserve">    if (handleCors(req, res)) return;</w:t>
-      </w:r>
-    </w:p>
-    <w:p>
-      <w:pPr>
-        <w:spacing w:after="0" w:line="240" w:lineRule="auto"/>
-      </w:pPr>
-      <w:r>
-        <w:rPr>
-          <w:rFonts w:ascii="Consolas" w:hAnsi="Consolas"/>
-          <w:color w:val="1E1E1E"/>
-          <w:sz w:val="19"/>
-        </w:rPr>
-        <w:t xml:space="preserve">    await parseJsonBody(req);</w:t>
-      </w:r>
-    </w:p>
-    <w:p>
-      <w:pPr>
-        <w:spacing w:after="0" w:line="240" w:lineRule="auto"/>
-      </w:pPr>
-    </w:p>
-    <w:p>
-      <w:pPr>
-        <w:spacing w:after="0" w:line="240" w:lineRule="auto"/>
-      </w:pPr>
-      <w:r>
-        <w:rPr>
-          <w:rFonts w:ascii="Consolas" w:hAnsi="Consolas"/>
-          <w:color w:val="1E1E1E"/>
-          <w:sz w:val="19"/>
-        </w:rPr>
-        <w:t xml:space="preserve">    for (const route of routes) {</w:t>
-      </w:r>
-    </w:p>
-    <w:p>
-      <w:pPr>
-        <w:spacing w:after="0" w:line="240" w:lineRule="auto"/>
-      </w:pPr>
-      <w:r>
-        <w:rPr>
-          <w:rFonts w:ascii="Consolas" w:hAnsi="Consolas"/>
-          <w:color w:val="1E1E1E"/>
-          <w:sz w:val="19"/>
-        </w:rPr>
-        <w:t xml:space="preserve">      if (route.method === req.method) {</w:t>
-      </w:r>
-    </w:p>
-    <w:p>
-      <w:pPr>
-        <w:spacing w:after="0" w:line="240" w:lineRule="auto"/>
-      </w:pPr>
-      <w:r>
-        <w:rPr>
-          <w:rFonts w:ascii="Consolas" w:hAnsi="Consolas"/>
-          <w:color w:val="1E1E1E"/>
-          <w:sz w:val="19"/>
-        </w:rPr>
-        <w:t xml:space="preserve">        const match = url.pathname.match(route.pattern);</w:t>
-      </w:r>
-    </w:p>
-    <w:p>
-      <w:pPr>
-        <w:spacing w:after="0" w:line="240" w:lineRule="auto"/>
-      </w:pPr>
-      <w:r>
-        <w:rPr>
-          <w:rFonts w:ascii="Consolas" w:hAnsi="Consolas"/>
-          <w:color w:val="1E1E1E"/>
-          <w:sz w:val="19"/>
-        </w:rPr>
-        <w:t xml:space="preserve">        if (match) {</w:t>
-      </w:r>
-    </w:p>
-    <w:p>
-      <w:pPr>
-        <w:spacing w:after="0" w:line="240" w:lineRule="auto"/>
-      </w:pPr>
-      <w:r>
-        <w:rPr>
-          <w:rFonts w:ascii="Consolas" w:hAnsi="Consolas"/>
-          <w:color w:val="1E1E1E"/>
-          <w:sz w:val="19"/>
-        </w:rPr>
-        <w:t xml:space="preserve">          req.params = match.groups || {};</w:t>
-      </w:r>
-    </w:p>
-    <w:p>
-      <w:pPr>
-        <w:spacing w:after="0" w:line="240" w:lineRule="auto"/>
-      </w:pPr>
-      <w:r>
-        <w:rPr>
-          <w:rFonts w:ascii="Consolas" w:hAnsi="Consolas"/>
-          <w:color w:val="1E1E1E"/>
-          <w:sz w:val="19"/>
-        </w:rPr>
-        <w:t xml:space="preserve">          return await route.handler(req, res);</w:t>
-      </w:r>
-    </w:p>
-    <w:p>
-      <w:pPr>
-        <w:spacing w:after="0" w:line="240" w:lineRule="auto"/>
-      </w:pPr>
-      <w:r>
-        <w:rPr>
-          <w:rFonts w:ascii="Consolas" w:hAnsi="Consolas"/>
-          <w:color w:val="1E1E1E"/>
-          <w:sz w:val="19"/>
-        </w:rPr>
-        <w:t xml:space="preserve">        }</w:t>
-      </w:r>
-    </w:p>
-    <w:p>
-      <w:pPr>
-        <w:spacing w:after="0" w:line="240" w:lineRule="auto"/>
-      </w:pPr>
-      <w:r>
-        <w:rPr>
-          <w:rFonts w:ascii="Consolas" w:hAnsi="Consolas"/>
-          <w:color w:val="1E1E1E"/>
-          <w:sz w:val="19"/>
-        </w:rPr>
-        <w:t xml:space="preserve">      }</w:t>
-      </w:r>
-    </w:p>
-    <w:p>
-      <w:pPr>
-        <w:spacing w:after="0" w:line="240" w:lineRule="auto"/>
-      </w:pPr>
-      <w:r>
-        <w:rPr>
-          <w:rFonts w:ascii="Consolas" w:hAnsi="Consolas"/>
-          <w:color w:val="1E1E1E"/>
-          <w:sz w:val="19"/>
-        </w:rPr>
-        <w:t xml:space="preserve">    }</w:t>
-      </w:r>
-    </w:p>
-    <w:p>
-      <w:pPr>
-        <w:spacing w:after="0" w:line="240" w:lineRule="auto"/>
-      </w:pPr>
-      <w:r>
-        <w:rPr>
-          <w:rFonts w:ascii="Consolas" w:hAnsi="Consolas"/>
-          <w:color w:val="1E1E1E"/>
-          <w:sz w:val="19"/>
-        </w:rPr>
-        <w:t xml:space="preserve">    return res.json(404, { success: false, message: 'Endpoint tidak ditemukan.' });</w:t>
-      </w:r>
-    </w:p>
-    <w:p>
-      <w:pPr>
-        <w:spacing w:after="0" w:line="240" w:lineRule="auto"/>
-      </w:pPr>
-      <w:r>
-        <w:rPr>
-          <w:rFonts w:ascii="Consolas" w:hAnsi="Consolas"/>
-          <w:color w:val="1E1E1E"/>
-          <w:sz w:val="19"/>
-        </w:rPr>
-        <w:t xml:space="preserve">  } catch (err) {</w:t>
-      </w:r>
-    </w:p>
-    <w:p>
-      <w:pPr>
-        <w:spacing w:after="0" w:line="240" w:lineRule="auto"/>
-      </w:pPr>
-      <w:r>
-        <w:rPr>
-          <w:rFonts w:ascii="Consolas" w:hAnsi="Consolas"/>
-          <w:color w:val="1E1E1E"/>
-          <w:sz w:val="19"/>
-        </w:rPr>
-        <w:t xml:space="preserve">    return res.json(err.statusCode || 500, { success: false, message: err.message });</w:t>
-      </w:r>
-    </w:p>
-    <w:p>
-      <w:pPr>
-        <w:spacing w:after="0" w:line="240" w:lineRule="auto"/>
-      </w:pPr>
-      <w:r>
-        <w:rPr>
-          <w:rFonts w:ascii="Consolas" w:hAnsi="Consolas"/>
-          <w:color w:val="1E1E1E"/>
-          <w:sz w:val="19"/>
-        </w:rPr>
-        <w:t xml:space="preserve">  }</w:t>
-      </w:r>
-    </w:p>
-    <w:p>
-      <w:pPr>
-        <w:spacing w:after="0" w:line="240" w:lineRule="auto"/>
-      </w:pPr>
-      <w:r>
-        <w:rPr>
-          <w:rFonts w:ascii="Consolas" w:hAnsi="Consolas"/>
-          <w:color w:val="1E1E1E"/>
-          <w:sz w:val="19"/>
-        </w:rPr>
-        <w:t>}</w:t>
-      </w:r>
-    </w:p>
-    <w:p>
-      <w:pPr>
-        <w:pStyle w:val="Heading2"/>
-        <w:spacing w:before="0" w:line="360" w:lineRule="auto"/>
-        <w:jc w:val="both"/>
-      </w:pPr>
-      <w:r>
-        <w:rPr>
-          <w:rFonts w:ascii="Times New Roman" w:hAnsi="Times New Roman"/>
-          <w:color w:val="000000"/>
-          <w:sz w:val="24"/>
-        </w:rPr>
-        <w:t>4.3 Interactive Console Client CLI (client.js)</w:t>
-      </w:r>
-    </w:p>
-    <w:p>
-      <w:pPr>
-        <w:spacing w:after="0" w:line="360" w:lineRule="auto"/>
-        <w:ind w:firstLine="720"/>
-        <w:jc w:val="both"/>
-      </w:pPr>
-      <w:r>
-        <w:rPr>
-          <w:rFonts w:ascii="Times New Roman" w:hAnsi="Times New Roman"/>
-          <w:color w:val="000000"/>
-          <w:sz w:val="24"/>
-        </w:rPr>
-        <w:t>Aplikasi terminal interaktif berbasis perulangan menu (CRUD &amp; Search Kitsu API) dengan penanganan error gracefully:</w:t>
-      </w:r>
-    </w:p>
-    <w:p>
-      <w:pPr>
-        <w:spacing w:after="0" w:line="240" w:lineRule="auto"/>
-        <w:ind w:left="720"/>
-      </w:pPr>
-      <w:r>
-        <w:rPr>
-          <w:rFonts w:ascii="Consolas" w:hAnsi="Consolas"/>
-          <w:color w:val="1E1E1E"/>
-          <w:sz w:val="19"/>
-        </w:rPr>
-        <w:t>async function main() {</w:t>
-      </w:r>
-    </w:p>
-    <w:p>
-      <w:pPr>
-        <w:spacing w:after="0" w:line="240" w:lineRule="auto"/>
-        <w:ind w:left="720"/>
-      </w:pPr>
-      <w:r>
-        <w:rPr>
-          <w:rFonts w:ascii="Consolas" w:hAnsi="Consolas"/>
-          <w:color w:val="1E1E1E"/>
-          <w:sz w:val="19"/>
-        </w:rPr>
-        <w:t xml:space="preserve">  banner();</w:t>
-      </w:r>
-    </w:p>
-    <w:p>
-      <w:pPr>
-        <w:spacing w:after="0" w:line="240" w:lineRule="auto"/>
-        <w:ind w:left="720"/>
-      </w:pPr>
-      <w:r>
-        <w:rPr>
-          <w:rFonts w:ascii="Consolas" w:hAnsi="Consolas"/>
-          <w:color w:val="1E1E1E"/>
-          <w:sz w:val="19"/>
-        </w:rPr>
-        <w:t xml:space="preserve">  await checkServerAvailability();</w:t>
-      </w:r>
-    </w:p>
-    <w:p>
-      <w:pPr>
-        <w:spacing w:after="0" w:line="240" w:lineRule="auto"/>
-        <w:ind w:left="720"/>
-      </w:pPr>
-      <w:r>
-        <w:rPr>
-          <w:rFonts w:ascii="Consolas" w:hAnsi="Consolas"/>
-          <w:color w:val="1E1E1E"/>
-          <w:sz w:val="19"/>
-        </w:rPr>
-        <w:t xml:space="preserve">  const rl = readline.createInterface({ input, output });</w:t>
-      </w:r>
-    </w:p>
-    <w:p>
-      <w:pPr>
-        <w:spacing w:after="0" w:line="240" w:lineRule="auto"/>
-        <w:ind w:left="720"/>
-      </w:pPr>
-    </w:p>
-    <w:p>
-      <w:pPr>
-        <w:spacing w:after="0" w:line="240" w:lineRule="auto"/>
-        <w:ind w:left="720"/>
-      </w:pPr>
-      <w:r>
-        <w:rPr>
-          <w:rFonts w:ascii="Consolas" w:hAnsi="Consolas"/>
-          <w:color w:val="1E1E1E"/>
-          <w:sz w:val="19"/>
-        </w:rPr>
-        <w:t xml:space="preserve">  try {</w:t>
-      </w:r>
-    </w:p>
-    <w:p>
-      <w:pPr>
-        <w:spacing w:after="0" w:line="240" w:lineRule="auto"/>
-        <w:ind w:left="720"/>
-      </w:pPr>
-      <w:r>
-        <w:rPr>
-          <w:rFonts w:ascii="Consolas" w:hAnsi="Consolas"/>
-          <w:color w:val="1E1E1E"/>
-          <w:sz w:val="19"/>
-        </w:rPr>
-        <w:t xml:space="preserve">    const auth = await authenticate(rl);</w:t>
-      </w:r>
-    </w:p>
-    <w:p>
-      <w:pPr>
-        <w:spacing w:after="0" w:line="240" w:lineRule="auto"/>
-        <w:ind w:left="720"/>
-      </w:pPr>
-      <w:r>
-        <w:rPr>
-          <w:rFonts w:ascii="Consolas" w:hAnsi="Consolas"/>
-          <w:color w:val="1E1E1E"/>
-          <w:sz w:val="19"/>
-        </w:rPr>
-        <w:t xml:space="preserve">    let running = true;</w:t>
-      </w:r>
-    </w:p>
-    <w:p>
-      <w:pPr>
-        <w:spacing w:after="0" w:line="240" w:lineRule="auto"/>
-        <w:ind w:left="720"/>
-      </w:pPr>
-      <w:r>
-        <w:rPr>
-          <w:rFonts w:ascii="Consolas" w:hAnsi="Consolas"/>
-          <w:color w:val="1E1E1E"/>
-          <w:sz w:val="19"/>
-        </w:rPr>
-        <w:t xml:space="preserve">    while (running) {</w:t>
-      </w:r>
-    </w:p>
-    <w:p>
-      <w:pPr>
-        <w:spacing w:after="0" w:line="240" w:lineRule="auto"/>
-        <w:ind w:left="720"/>
-      </w:pPr>
-      <w:r>
-        <w:rPr>
-          <w:rFonts w:ascii="Consolas" w:hAnsi="Consolas"/>
-          <w:color w:val="1E1E1E"/>
-          <w:sz w:val="19"/>
-        </w:rPr>
-        <w:t xml:space="preserve">      console.log(`</w:t>
-      </w:r>
-    </w:p>
-    <w:p>
-      <w:pPr>
-        <w:spacing w:after="0" w:line="240" w:lineRule="auto"/>
-        <w:ind w:left="720"/>
-      </w:pPr>
-      <w:r>
-        <w:rPr>
-          <w:rFonts w:ascii="Consolas" w:hAnsi="Consolas"/>
-          <w:color w:val="1E1E1E"/>
-          <w:sz w:val="19"/>
-        </w:rPr>
-        <w:t>MENU UTAMA WATCHLIST TRACKER</w:t>
-      </w:r>
-    </w:p>
-    <w:p>
-      <w:pPr>
-        <w:spacing w:after="0" w:line="240" w:lineRule="auto"/>
-        <w:ind w:left="720"/>
-      </w:pPr>
-      <w:r>
-        <w:rPr>
-          <w:rFonts w:ascii="Consolas" w:hAnsi="Consolas"/>
-          <w:color w:val="1E1E1E"/>
-          <w:sz w:val="19"/>
-        </w:rPr>
-        <w:t>[1] Cari Anime di Katalog Publik (Kitsu API)</w:t>
-      </w:r>
-    </w:p>
-    <w:p>
-      <w:pPr>
-        <w:spacing w:after="0" w:line="240" w:lineRule="auto"/>
-        <w:ind w:left="720"/>
-      </w:pPr>
-      <w:r>
-        <w:rPr>
-          <w:rFonts w:ascii="Consolas" w:hAnsi="Consolas"/>
-          <w:color w:val="1E1E1E"/>
-          <w:sz w:val="19"/>
-        </w:rPr>
-        <w:t>[2] Lihat Daftar Watchlist Saya</w:t>
-      </w:r>
-    </w:p>
-    <w:p>
-      <w:pPr>
-        <w:spacing w:after="0" w:line="240" w:lineRule="auto"/>
-        <w:ind w:left="720"/>
-      </w:pPr>
-      <w:r>
-        <w:rPr>
-          <w:rFonts w:ascii="Consolas" w:hAnsi="Consolas"/>
-          <w:color w:val="1E1E1E"/>
-          <w:sz w:val="19"/>
-        </w:rPr>
-        <w:t>[3] Tambah Anime ke Watchlist</w:t>
-      </w:r>
-    </w:p>
-    <w:p>
-      <w:pPr>
-        <w:spacing w:after="0" w:line="240" w:lineRule="auto"/>
-        <w:ind w:left="720"/>
-      </w:pPr>
-      <w:r>
-        <w:rPr>
-          <w:rFonts w:ascii="Consolas" w:hAnsi="Consolas"/>
-          <w:color w:val="1E1E1E"/>
-          <w:sz w:val="19"/>
-        </w:rPr>
-        <w:t>[4] Perbarui Progres / Status Tontonan</w:t>
-      </w:r>
-    </w:p>
-    <w:p>
-      <w:pPr>
-        <w:spacing w:after="0" w:line="240" w:lineRule="auto"/>
-        <w:ind w:left="720"/>
-      </w:pPr>
-      <w:r>
-        <w:rPr>
-          <w:rFonts w:ascii="Consolas" w:hAnsi="Consolas"/>
-          <w:color w:val="1E1E1E"/>
-          <w:sz w:val="19"/>
-        </w:rPr>
-        <w:t>[5] Hapus Anime dari Watchlist</w:t>
-      </w:r>
-    </w:p>
-    <w:p>
-      <w:pPr>
-        <w:spacing w:after="0" w:line="240" w:lineRule="auto"/>
-        <w:ind w:left="720"/>
-      </w:pPr>
-      <w:r>
-        <w:rPr>
-          <w:rFonts w:ascii="Consolas" w:hAnsi="Consolas"/>
-          <w:color w:val="1E1E1E"/>
-          <w:sz w:val="19"/>
-        </w:rPr>
-        <w:t>[6] Keluar Aplikasi`);</w:t>
-      </w:r>
-    </w:p>
-    <w:p>
-      <w:pPr>
-        <w:spacing w:after="0" w:line="240" w:lineRule="auto"/>
-        <w:ind w:left="720"/>
-      </w:pPr>
-    </w:p>
-    <w:p>
-      <w:pPr>
-        <w:spacing w:after="0" w:line="240" w:lineRule="auto"/>
-        <w:ind w:left="720"/>
-      </w:pPr>
-      <w:r>
-        <w:rPr>
-          <w:rFonts w:ascii="Consolas" w:hAnsi="Consolas"/>
-          <w:color w:val="1E1E1E"/>
-          <w:sz w:val="19"/>
-        </w:rPr>
-        <w:t xml:space="preserve">      const choice = (await rl.question('Pilih menu (1-6): ')).trim();</w:t>
-      </w:r>
-    </w:p>
-    <w:p>
-      <w:pPr>
-        <w:spacing w:after="0" w:line="240" w:lineRule="auto"/>
-        <w:ind w:left="720"/>
-      </w:pPr>
-      <w:r>
-        <w:rPr>
-          <w:rFonts w:ascii="Consolas" w:hAnsi="Consolas"/>
-          <w:color w:val="1E1E1E"/>
-          <w:sz w:val="19"/>
-        </w:rPr>
-        <w:t xml:space="preserve">      switch (choice) {</w:t>
-      </w:r>
-    </w:p>
-    <w:p>
-      <w:pPr>
-        <w:spacing w:after="0" w:line="240" w:lineRule="auto"/>
-        <w:ind w:left="720"/>
-      </w:pPr>
-      <w:r>
-        <w:rPr>
-          <w:rFonts w:ascii="Consolas" w:hAnsi="Consolas"/>
-          <w:color w:val="1E1E1E"/>
-          <w:sz w:val="19"/>
-        </w:rPr>
-        <w:t xml:space="preserve">        case '1': await handleSearchAnime(rl); break;</w:t>
-      </w:r>
-    </w:p>
-    <w:p>
-      <w:pPr>
-        <w:spacing w:after="0" w:line="240" w:lineRule="auto"/>
-        <w:ind w:left="720"/>
-      </w:pPr>
-      <w:r>
-        <w:rPr>
-          <w:rFonts w:ascii="Consolas" w:hAnsi="Consolas"/>
-          <w:color w:val="1E1E1E"/>
-          <w:sz w:val="19"/>
-        </w:rPr>
-        <w:lastRenderedPageBreak/>
-        <w:t xml:space="preserve">        case '2': await handleViewWatchlist(auth.token); break;</w:t>
-      </w:r>
-    </w:p>
-    <w:p>
-      <w:pPr>
-        <w:spacing w:after="0" w:line="240" w:lineRule="auto"/>
-        <w:ind w:left="720"/>
-      </w:pPr>
-      <w:r>
-        <w:rPr>
-          <w:rFonts w:ascii="Consolas" w:hAnsi="Consolas"/>
-          <w:color w:val="1E1E1E"/>
-          <w:sz w:val="19"/>
-        </w:rPr>
-        <w:t xml:space="preserve">        case '3': await handleAddWatchlist(rl, auth.token); break;</w:t>
-      </w:r>
-    </w:p>
-    <w:p>
-      <w:pPr>
-        <w:spacing w:after="0" w:line="240" w:lineRule="auto"/>
-        <w:ind w:left="720"/>
-      </w:pPr>
-      <w:r>
-        <w:rPr>
-          <w:rFonts w:ascii="Consolas" w:hAnsi="Consolas"/>
-          <w:color w:val="1E1E1E"/>
-          <w:sz w:val="19"/>
-        </w:rPr>
-        <w:t xml:space="preserve">        case '4': await handleUpdateWatchlist(rl, auth.token); break;</w:t>
-      </w:r>
-    </w:p>
-    <w:p>
-      <w:pPr>
-        <w:spacing w:after="0" w:line="240" w:lineRule="auto"/>
-        <w:ind w:left="720"/>
-      </w:pPr>
-      <w:r>
-        <w:rPr>
-          <w:rFonts w:ascii="Consolas" w:hAnsi="Consolas"/>
-          <w:color w:val="1E1E1E"/>
-          <w:sz w:val="19"/>
-        </w:rPr>
-        <w:t xml:space="preserve">        case '5': await handleDeleteWatchlist(rl, auth.token); break;</w:t>
-      </w:r>
-    </w:p>
-    <w:p>
-      <w:pPr>
-        <w:spacing w:after="0" w:line="240" w:lineRule="auto"/>
-        <w:ind w:left="720"/>
-      </w:pPr>
-      <w:r>
-        <w:rPr>
-          <w:rFonts w:ascii="Consolas" w:hAnsi="Consolas"/>
-          <w:color w:val="1E1E1E"/>
-          <w:sz w:val="19"/>
-        </w:rPr>
-        <w:t xml:space="preserve">        case '6': running = false; break;</w:t>
-      </w:r>
-    </w:p>
-    <w:p>
-      <w:pPr>
-        <w:spacing w:after="0" w:line="240" w:lineRule="auto"/>
-        <w:ind w:left="720"/>
-      </w:pPr>
-      <w:r>
-        <w:rPr>
-          <w:rFonts w:ascii="Consolas" w:hAnsi="Consolas"/>
-          <w:color w:val="1E1E1E"/>
-          <w:sz w:val="19"/>
-        </w:rPr>
-        <w:t xml:space="preserve">        default: console.log('[!] Pilihan tidak valid.');</w:t>
-      </w:r>
-    </w:p>
-    <w:p>
-      <w:pPr>
-        <w:spacing w:after="0" w:line="240" w:lineRule="auto"/>
-        <w:ind w:left="720"/>
-      </w:pPr>
-      <w:r>
-        <w:rPr>
-          <w:rFonts w:ascii="Consolas" w:hAnsi="Consolas"/>
-          <w:color w:val="1E1E1E"/>
-          <w:sz w:val="19"/>
-        </w:rPr>
-        <w:t xml:space="preserve">      }</w:t>
-      </w:r>
-    </w:p>
-    <w:p>
-      <w:pPr>
-        <w:spacing w:after="0" w:line="240" w:lineRule="auto"/>
-        <w:ind w:left="720"/>
-      </w:pPr>
-      <w:r>
-        <w:rPr>
-          <w:rFonts w:ascii="Consolas" w:hAnsi="Consolas"/>
-          <w:color w:val="1E1E1E"/>
-          <w:sz w:val="19"/>
-        </w:rPr>
-        <w:t xml:space="preserve">      if (running) await rl.question('Tekan Enter untuk kembali...');</w:t>
-      </w:r>
-    </w:p>
-    <w:p>
-      <w:pPr>
-        <w:spacing w:after="0" w:line="240" w:lineRule="auto"/>
-        <w:ind w:left="720"/>
-      </w:pPr>
-      <w:r>
-        <w:rPr>
-          <w:rFonts w:ascii="Consolas" w:hAnsi="Consolas"/>
-          <w:color w:val="1E1E1E"/>
-          <w:sz w:val="19"/>
-        </w:rPr>
-        <w:t xml:space="preserve">    }</w:t>
-      </w:r>
-    </w:p>
-    <w:p>
-      <w:pPr>
-        <w:spacing w:after="0" w:line="240" w:lineRule="auto"/>
-        <w:ind w:left="720"/>
-      </w:pPr>
-      <w:r>
-        <w:rPr>
-          <w:rFonts w:ascii="Consolas" w:hAnsi="Consolas"/>
-          <w:color w:val="1E1E1E"/>
-          <w:sz w:val="19"/>
-        </w:rPr>
-        <w:t xml:space="preserve">  } finally { rl.close(); }</w:t>
-      </w:r>
-    </w:p>
-    <w:p>
-      <w:pPr>
-        <w:spacing w:after="0" w:line="240" w:lineRule="auto"/>
-        <w:ind w:left="720"/>
       </w:pPr>
       <w:r>
         <w:rPr>
@@ -5349,8 +5616,8 @@
         <w:gridCol w:w="1984"/>
         <w:gridCol w:w="1984"/>
         <w:gridCol w:w="1134"/>
-        <w:gridCol w:w="1701"/>
-        <w:gridCol w:w="567"/>
+        <w:gridCol w:w="1561"/>
+        <w:gridCol w:w="707"/>
       </w:tblGrid>
       <w:tr>
         <w:trPr>
@@ -5438,7 +5705,7 @@
         </w:tc>
         <w:tc>
           <w:tcPr>
-            <w:tcW w:w="1701" w:type="dxa"/>
+            <w:tcW w:w="1561" w:type="dxa"/>
           </w:tcPr>
           <w:p>
             <w:pPr>
@@ -5458,7 +5725,7 @@
         </w:tc>
         <w:tc>
           <w:tcPr>
-            <w:tcW w:w="567" w:type="dxa"/>
+            <w:tcW w:w="707" w:type="dxa"/>
           </w:tcPr>
           <w:p>
             <w:pPr>
@@ -5556,7 +5823,7 @@
         </w:tc>
         <w:tc>
           <w:tcPr>
-            <w:tcW w:w="1701" w:type="dxa"/>
+            <w:tcW w:w="1561" w:type="dxa"/>
           </w:tcPr>
           <w:p>
             <w:pPr>
@@ -5574,7 +5841,7 @@
         </w:tc>
         <w:tc>
           <w:tcPr>
-            <w:tcW w:w="567" w:type="dxa"/>
+            <w:tcW w:w="707" w:type="dxa"/>
           </w:tcPr>
           <w:p>
             <w:pPr>
@@ -5670,7 +5937,7 @@
         </w:tc>
         <w:tc>
           <w:tcPr>
-            <w:tcW w:w="1701" w:type="dxa"/>
+            <w:tcW w:w="1561" w:type="dxa"/>
           </w:tcPr>
           <w:p>
             <w:pPr>
@@ -5688,7 +5955,7 @@
         </w:tc>
         <w:tc>
           <w:tcPr>
-            <w:tcW w:w="567" w:type="dxa"/>
+            <w:tcW w:w="707" w:type="dxa"/>
           </w:tcPr>
           <w:p>
             <w:pPr>
@@ -5784,7 +6051,7 @@
         </w:tc>
         <w:tc>
           <w:tcPr>
-            <w:tcW w:w="1701" w:type="dxa"/>
+            <w:tcW w:w="1561" w:type="dxa"/>
           </w:tcPr>
           <w:p>
             <w:pPr>
@@ -5802,7 +6069,7 @@
         </w:tc>
         <w:tc>
           <w:tcPr>
-            <w:tcW w:w="567" w:type="dxa"/>
+            <w:tcW w:w="707" w:type="dxa"/>
           </w:tcPr>
           <w:p>
             <w:pPr>
@@ -5898,7 +6165,7 @@
         </w:tc>
         <w:tc>
           <w:tcPr>
-            <w:tcW w:w="1701" w:type="dxa"/>
+            <w:tcW w:w="1561" w:type="dxa"/>
           </w:tcPr>
           <w:p>
             <w:pPr>
@@ -5916,7 +6183,7 @@
         </w:tc>
         <w:tc>
           <w:tcPr>
-            <w:tcW w:w="567" w:type="dxa"/>
+            <w:tcW w:w="707" w:type="dxa"/>
           </w:tcPr>
           <w:p>
             <w:pPr>
@@ -6012,7 +6279,7 @@
         </w:tc>
         <w:tc>
           <w:tcPr>
-            <w:tcW w:w="1701" w:type="dxa"/>
+            <w:tcW w:w="1561" w:type="dxa"/>
           </w:tcPr>
           <w:p>
             <w:pPr>
@@ -6030,7 +6297,7 @@
         </w:tc>
         <w:tc>
           <w:tcPr>
-            <w:tcW w:w="567" w:type="dxa"/>
+            <w:tcW w:w="707" w:type="dxa"/>
           </w:tcPr>
           <w:p>
             <w:pPr>
@@ -6126,7 +6393,7 @@
         </w:tc>
         <w:tc>
           <w:tcPr>
-            <w:tcW w:w="1701" w:type="dxa"/>
+            <w:tcW w:w="1561" w:type="dxa"/>
           </w:tcPr>
           <w:p>
             <w:pPr>
@@ -6144,7 +6411,7 @@
         </w:tc>
         <w:tc>
           <w:tcPr>
-            <w:tcW w:w="567" w:type="dxa"/>
+            <w:tcW w:w="707" w:type="dxa"/>
           </w:tcPr>
           <w:p>
             <w:pPr>
@@ -6240,7 +6507,7 @@
         </w:tc>
         <w:tc>
           <w:tcPr>
-            <w:tcW w:w="1701" w:type="dxa"/>
+            <w:tcW w:w="1561" w:type="dxa"/>
           </w:tcPr>
           <w:p>
             <w:pPr>
@@ -6258,7 +6525,7 @@
         </w:tc>
         <w:tc>
           <w:tcPr>
-            <w:tcW w:w="567" w:type="dxa"/>
+            <w:tcW w:w="707" w:type="dxa"/>
           </w:tcPr>
           <w:p>
             <w:pPr>
@@ -6354,7 +6621,7 @@
         </w:tc>
         <w:tc>
           <w:tcPr>
-            <w:tcW w:w="1701" w:type="dxa"/>
+            <w:tcW w:w="1561" w:type="dxa"/>
           </w:tcPr>
           <w:p>
             <w:pPr>
@@ -6372,7 +6639,7 @@
         </w:tc>
         <w:tc>
           <w:tcPr>
-            <w:tcW w:w="567" w:type="dxa"/>
+            <w:tcW w:w="707" w:type="dxa"/>
           </w:tcPr>
           <w:p>
             <w:pPr>
@@ -6468,7 +6735,7 @@
         </w:tc>
         <w:tc>
           <w:tcPr>
-            <w:tcW w:w="1701" w:type="dxa"/>
+            <w:tcW w:w="1561" w:type="dxa"/>
           </w:tcPr>
           <w:p>
             <w:pPr>
@@ -6486,7 +6753,7 @@
         </w:tc>
         <w:tc>
           <w:tcPr>
-            <w:tcW w:w="567" w:type="dxa"/>
+            <w:tcW w:w="707" w:type="dxa"/>
           </w:tcPr>
           <w:p>
             <w:pPr>
@@ -6582,7 +6849,7 @@
         </w:tc>
         <w:tc>
           <w:tcPr>
-            <w:tcW w:w="1701" w:type="dxa"/>
+            <w:tcW w:w="1561" w:type="dxa"/>
           </w:tcPr>
           <w:p>
             <w:pPr>
@@ -6600,7 +6867,7 @@
         </w:tc>
         <w:tc>
           <w:tcPr>
-            <w:tcW w:w="567" w:type="dxa"/>
+            <w:tcW w:w="707" w:type="dxa"/>
           </w:tcPr>
           <w:p>
             <w:pPr>
@@ -6696,7 +6963,7 @@
         </w:tc>
         <w:tc>
           <w:tcPr>
-            <w:tcW w:w="1701" w:type="dxa"/>
+            <w:tcW w:w="1561" w:type="dxa"/>
           </w:tcPr>
           <w:p>
             <w:pPr>
@@ -6714,7 +6981,7 @@
         </w:tc>
         <w:tc>
           <w:tcPr>
-            <w:tcW w:w="567" w:type="dxa"/>
+            <w:tcW w:w="707" w:type="dxa"/>
           </w:tcPr>
           <w:p>
             <w:pPr>
@@ -6810,7 +7077,7 @@
         </w:tc>
         <w:tc>
           <w:tcPr>
-            <w:tcW w:w="1701" w:type="dxa"/>
+            <w:tcW w:w="1561" w:type="dxa"/>
           </w:tcPr>
           <w:p>
             <w:pPr>
@@ -6828,7 +7095,7 @@
         </w:tc>
         <w:tc>
           <w:tcPr>
-            <w:tcW w:w="567" w:type="dxa"/>
+            <w:tcW w:w="707" w:type="dxa"/>
           </w:tcPr>
           <w:p>
             <w:pPr>
@@ -6924,7 +7191,7 @@
         </w:tc>
         <w:tc>
           <w:tcPr>
-            <w:tcW w:w="1701" w:type="dxa"/>
+            <w:tcW w:w="1561" w:type="dxa"/>
           </w:tcPr>
           <w:p>
             <w:pPr>
@@ -6942,7 +7209,7 @@
         </w:tc>
         <w:tc>
           <w:tcPr>
-            <w:tcW w:w="567" w:type="dxa"/>
+            <w:tcW w:w="707" w:type="dxa"/>
           </w:tcPr>
           <w:p>
             <w:pPr>
@@ -7038,7 +7305,7 @@
         </w:tc>
         <w:tc>
           <w:tcPr>
-            <w:tcW w:w="1701" w:type="dxa"/>
+            <w:tcW w:w="1561" w:type="dxa"/>
           </w:tcPr>
           <w:p>
             <w:pPr>
@@ -7056,7 +7323,7 @@
         </w:tc>
         <w:tc>
           <w:tcPr>
-            <w:tcW w:w="567" w:type="dxa"/>
+            <w:tcW w:w="707" w:type="dxa"/>
           </w:tcPr>
           <w:p>
             <w:pPr>
@@ -7152,7 +7419,7 @@
         </w:tc>
         <w:tc>
           <w:tcPr>
-            <w:tcW w:w="1701" w:type="dxa"/>
+            <w:tcW w:w="1561" w:type="dxa"/>
           </w:tcPr>
           <w:p>
             <w:pPr>
@@ -7170,7 +7437,7 @@
         </w:tc>
         <w:tc>
           <w:tcPr>
-            <w:tcW w:w="567" w:type="dxa"/>
+            <w:tcW w:w="707" w:type="dxa"/>
           </w:tcPr>
           <w:p>
             <w:pPr>
@@ -7266,7 +7533,7 @@
         </w:tc>
         <w:tc>
           <w:tcPr>
-            <w:tcW w:w="1701" w:type="dxa"/>
+            <w:tcW w:w="1561" w:type="dxa"/>
           </w:tcPr>
           <w:p>
             <w:pPr>
@@ -7284,7 +7551,7 @@
         </w:tc>
         <w:tc>
           <w:tcPr>
-            <w:tcW w:w="567" w:type="dxa"/>
+            <w:tcW w:w="707" w:type="dxa"/>
           </w:tcPr>
           <w:p>
             <w:pPr>
@@ -7380,7 +7647,7 @@
         </w:tc>
         <w:tc>
           <w:tcPr>
-            <w:tcW w:w="1701" w:type="dxa"/>
+            <w:tcW w:w="1561" w:type="dxa"/>
           </w:tcPr>
           <w:p>
             <w:pPr>
@@ -7398,7 +7665,7 @@
         </w:tc>
         <w:tc>
           <w:tcPr>
-            <w:tcW w:w="567" w:type="dxa"/>
+            <w:tcW w:w="707" w:type="dxa"/>
           </w:tcPr>
           <w:p>
             <w:pPr>
@@ -7494,7 +7761,7 @@
         </w:tc>
         <w:tc>
           <w:tcPr>
-            <w:tcW w:w="1701" w:type="dxa"/>
+            <w:tcW w:w="1561" w:type="dxa"/>
           </w:tcPr>
           <w:p>
             <w:pPr>
@@ -7512,7 +7779,7 @@
         </w:tc>
         <w:tc>
           <w:tcPr>
-            <w:tcW w:w="567" w:type="dxa"/>
+            <w:tcW w:w="707" w:type="dxa"/>
           </w:tcPr>
           <w:p>
             <w:pPr>
@@ -7608,7 +7875,7 @@
         </w:tc>
         <w:tc>
           <w:tcPr>
-            <w:tcW w:w="1701" w:type="dxa"/>
+            <w:tcW w:w="1561" w:type="dxa"/>
           </w:tcPr>
           <w:p>
             <w:pPr>
@@ -7626,7 +7893,7 @@
         </w:tc>
         <w:tc>
           <w:tcPr>
-            <w:tcW w:w="567" w:type="dxa"/>
+            <w:tcW w:w="707" w:type="dxa"/>
           </w:tcPr>
           <w:p>
             <w:pPr>
@@ -7662,6 +7929,7 @@
                 <w:color w:val="000000"/>
                 <w:sz w:val="20"/>
               </w:rPr>
+              <w:lastRenderedPageBreak/>
               <w:t>20.</w:t>
             </w:r>
           </w:p>
@@ -7680,16 +7948,7 @@
                 <w:color w:val="000000"/>
                 <w:sz w:val="20"/>
               </w:rPr>
-              <w:t xml:space="preserve">DELETE </w:t>
-            </w:r>
-            <w:r>
-              <w:rPr>
-                <w:rFonts w:ascii="Times New Roman" w:hAnsi="Times New Roman"/>
-                <w:color w:val="000000"/>
-                <w:sz w:val="20"/>
-              </w:rPr>
-              <w:lastRenderedPageBreak/>
-              <w:t>/api/watchlist/:id</w:t>
+              <w:t>DELETE /api/watchlist/:id</w:t>
             </w:r>
           </w:p>
         </w:tc>
@@ -7707,7 +7966,6 @@
                 <w:color w:val="000000"/>
                 <w:sz w:val="20"/>
               </w:rPr>
-              <w:lastRenderedPageBreak/>
               <w:t>Hapus item ID fiktif</w:t>
             </w:r>
           </w:p>
@@ -7726,72 +7984,43 @@
                 <w:color w:val="000000"/>
                 <w:sz w:val="20"/>
               </w:rPr>
-              <w:t xml:space="preserve">404 Not </w:t>
-            </w:r>
-            <w:r>
-              <w:rPr>
-                <w:rFonts w:ascii="Times New Roman" w:hAnsi="Times New Roman"/>
-                <w:color w:val="000000"/>
-                <w:sz w:val="20"/>
-              </w:rPr>
-              <w:lastRenderedPageBreak/>
-              <w:t>Found</w:t>
-            </w:r>
-          </w:p>
-        </w:tc>
-        <w:tc>
-          <w:tcPr>
-            <w:tcW w:w="1701" w:type="dxa"/>
-          </w:tcPr>
-          <w:p>
-            <w:pPr>
-              <w:spacing w:after="0"/>
-            </w:pPr>
-            <w:r>
-              <w:rPr>
-                <w:rFonts w:ascii="Times New Roman" w:hAnsi="Times New Roman"/>
-                <w:color w:val="000000"/>
-                <w:sz w:val="20"/>
-              </w:rPr>
-              <w:lastRenderedPageBreak/>
-              <w:t xml:space="preserve">Item tidak </w:t>
-            </w:r>
-            <w:r>
-              <w:rPr>
-                <w:rFonts w:ascii="Times New Roman" w:hAnsi="Times New Roman"/>
-                <w:color w:val="000000"/>
-                <w:sz w:val="20"/>
-              </w:rPr>
-              <w:lastRenderedPageBreak/>
-              <w:t>ditemukan</w:t>
-            </w:r>
-          </w:p>
-        </w:tc>
-        <w:tc>
-          <w:tcPr>
-            <w:tcW w:w="567" w:type="dxa"/>
-          </w:tcPr>
-          <w:p>
-            <w:pPr>
-              <w:spacing w:after="0"/>
-            </w:pPr>
-            <w:r>
-              <w:rPr>
-                <w:rFonts w:ascii="Times New Roman" w:hAnsi="Times New Roman"/>
-                <w:color w:val="000000"/>
-                <w:sz w:val="20"/>
-              </w:rPr>
-              <w:lastRenderedPageBreak/>
-              <w:t>Lol</w:t>
-            </w:r>
-            <w:r>
-              <w:rPr>
-                <w:rFonts w:ascii="Times New Roman" w:hAnsi="Times New Roman"/>
-                <w:color w:val="000000"/>
-                <w:sz w:val="20"/>
-              </w:rPr>
-              <w:lastRenderedPageBreak/>
-              <w:t>os</w:t>
+              <w:t>404 Not Found</w:t>
+            </w:r>
+          </w:p>
+        </w:tc>
+        <w:tc>
+          <w:tcPr>
+            <w:tcW w:w="1561" w:type="dxa"/>
+          </w:tcPr>
+          <w:p>
+            <w:pPr>
+              <w:spacing w:after="0"/>
+            </w:pPr>
+            <w:r>
+              <w:rPr>
+                <w:rFonts w:ascii="Times New Roman" w:hAnsi="Times New Roman"/>
+                <w:color w:val="000000"/>
+                <w:sz w:val="20"/>
+              </w:rPr>
+              <w:t>Item tidak ditemukan</w:t>
+            </w:r>
+          </w:p>
+        </w:tc>
+        <w:tc>
+          <w:tcPr>
+            <w:tcW w:w="707" w:type="dxa"/>
+          </w:tcPr>
+          <w:p>
+            <w:pPr>
+              <w:spacing w:after="0"/>
+            </w:pPr>
+            <w:r>
+              <w:rPr>
+                <w:rFonts w:ascii="Times New Roman" w:hAnsi="Times New Roman"/>
+                <w:color w:val="000000"/>
+                <w:sz w:val="20"/>
+              </w:rPr>
+              <w:t>Lolos</w:t>
             </w:r>
           </w:p>
         </w:tc>
@@ -7814,131 +8043,189 @@
           <w:color w:val="000000"/>
           <w:sz w:val="24"/>
         </w:rPr>
-        <w:t>5.2 Bukti Pengujian Antarmuka Postman &amp; Klien</w:t>
+        <w:t xml:space="preserve">5.2 Bukti Pengujian Antarmuka </w:t>
+      </w:r>
+      <w:r>
+        <w:rPr>
+          <w:rFonts w:ascii="Times New Roman" w:hAnsi="Times New Roman"/>
+          <w:color w:val="000000"/>
+          <w:sz w:val="24"/>
+        </w:rPr>
+        <w:t>Bruno</w:t>
+      </w:r>
+      <w:r>
+        <w:rPr>
+          <w:rFonts w:ascii="Times New Roman" w:hAnsi="Times New Roman"/>
+          <w:color w:val="000000"/>
+          <w:sz w:val="24"/>
+        </w:rPr>
+        <w:t xml:space="preserve"> &amp; Klien</w:t>
       </w:r>
     </w:p>
     <w:p>
       <w:pPr>
-        <w:spacing w:after="0" w:line="360" w:lineRule="auto"/>
-        <w:jc w:val="center"/>
-      </w:pPr>
-      <w:r>
+        <w:spacing w:after="0" w:line="240" w:lineRule="auto"/>
         <w:rPr>
           <w:rFonts w:ascii="Times New Roman" w:hAnsi="Times New Roman"/>
-          <w:b/>
-          <w:i/>
-          <w:color w:val="646464"/>
-        </w:rPr>
-        <w:t>[Sisipkan Tangkapan Layar: Postman: Pengujian Endpoint GET / (Status 200 OK)]</w:t>
+          <w:color w:val="000000"/>
+          <w:sz w:val="24"/>
+        </w:rPr>
+      </w:pPr>
+      <w:r>
+        <w:drawing>
+          <wp:inline distT="0" distB="0" distL="0" distR="0" wp14:anchorId="2ADC3221" wp14:editId="7E713193">
+            <wp:extent cx="5111750" cy="2400300"/>
+            <wp:effectExtent l="0" t="0" r="0" b="0"/>
+            <wp:docPr id="1142606701" name="Picture 1"/>
+            <wp:cNvGraphicFramePr>
+              <a:graphicFrameLocks xmlns:a="http://schemas.openxmlformats.org/drawingml/2006/main" noChangeAspect="1"/>
+            </wp:cNvGraphicFramePr>
+            <a:graphic xmlns:a="http://schemas.openxmlformats.org/drawingml/2006/main">
+              <a:graphicData uri="http://schemas.openxmlformats.org/drawingml/2006/picture">
+                <pic:pic xmlns:pic="http://schemas.openxmlformats.org/drawingml/2006/picture">
+                  <pic:nvPicPr>
+                    <pic:cNvPr id="1142606701" name=""/>
+                    <pic:cNvPicPr/>
+                  </pic:nvPicPr>
+                  <pic:blipFill rotWithShape="1">
+                    <a:blip r:embed="rId8"/>
+                    <a:srcRect l="1" r="7477"/>
+                    <a:stretch>
+                      <a:fillRect/>
+                    </a:stretch>
+                  </pic:blipFill>
+                  <pic:spPr bwMode="auto">
+                    <a:xfrm>
+                      <a:off x="0" y="0"/>
+                      <a:ext cx="5120835" cy="2404566"/>
+                    </a:xfrm>
+                    <a:prstGeom prst="rect">
+                      <a:avLst/>
+                    </a:prstGeom>
+                    <a:ln>
+                      <a:noFill/>
+                    </a:ln>
+                    <a:extLst>
+                      <a:ext uri="{53640926-AAD7-44D8-BBD7-CCE9431645EC}">
+                        <a14:shadowObscured xmlns:a14="http://schemas.microsoft.com/office/drawing/2010/main"/>
+                      </a:ext>
+                    </a:extLst>
+                  </pic:spPr>
+                </pic:pic>
+              </a:graphicData>
+            </a:graphic>
+          </wp:inline>
+        </w:drawing>
+      </w:r>
+      <w:r>
+        <w:rPr>
+          <w:rFonts w:ascii="Times New Roman" w:hAnsi="Times New Roman"/>
+          <w:color w:val="000000"/>
+          <w:sz w:val="24"/>
+        </w:rPr>
+        <w:drawing>
+          <wp:inline distT="0" distB="0" distL="0" distR="0" wp14:anchorId="072F5DF6" wp14:editId="030ABE88">
+            <wp:extent cx="5111750" cy="2070100"/>
+            <wp:effectExtent l="0" t="0" r="0" b="6350"/>
+            <wp:docPr id="410484345" name="Picture 1"/>
+            <wp:cNvGraphicFramePr>
+              <a:graphicFrameLocks xmlns:a="http://schemas.openxmlformats.org/drawingml/2006/main" noChangeAspect="1"/>
+            </wp:cNvGraphicFramePr>
+            <a:graphic xmlns:a="http://schemas.openxmlformats.org/drawingml/2006/main">
+              <a:graphicData uri="http://schemas.openxmlformats.org/drawingml/2006/picture">
+                <pic:pic xmlns:pic="http://schemas.openxmlformats.org/drawingml/2006/picture">
+                  <pic:nvPicPr>
+                    <pic:cNvPr id="410484345" name=""/>
+                    <pic:cNvPicPr/>
+                  </pic:nvPicPr>
+                  <pic:blipFill>
+                    <a:blip r:embed="rId9"/>
+                    <a:stretch>
+                      <a:fillRect/>
+                    </a:stretch>
+                  </pic:blipFill>
+                  <pic:spPr>
+                    <a:xfrm>
+                      <a:off x="0" y="0"/>
+                      <a:ext cx="5111750" cy="2070100"/>
+                    </a:xfrm>
+                    <a:prstGeom prst="rect">
+                      <a:avLst/>
+                    </a:prstGeom>
+                    <a:ln w="12700">
+                      <a:noFill/>
+                    </a:ln>
+                  </pic:spPr>
+                </pic:pic>
+              </a:graphicData>
+            </a:graphic>
+          </wp:inline>
+        </w:drawing>
       </w:r>
     </w:p>
     <w:p>
       <w:pPr>
-        <w:spacing w:after="0" w:line="360" w:lineRule="auto"/>
-        <w:jc w:val="center"/>
+        <w:spacing w:after="0" w:line="240" w:lineRule="auto"/>
+        <w:rPr>
+          <w:rFonts w:ascii="Times New Roman" w:eastAsiaTheme="majorEastAsia" w:hAnsi="Times New Roman" w:cstheme="majorBidi"/>
+          <w:b/>
+          <w:bCs/>
+          <w:color w:val="000000"/>
+          <w:sz w:val="24"/>
+          <w:szCs w:val="28"/>
+        </w:rPr>
       </w:pPr>
       <w:r>
         <w:rPr>
           <w:rFonts w:ascii="Times New Roman" w:hAnsi="Times New Roman"/>
-          <w:b/>
-          <w:i/>
-          <w:color w:val="646464"/>
-        </w:rPr>
-        <w:t>[Sisipkan Tangkapan Layar: Postman: Pengujian Endpoint POST /api/auth/register (201 Created &amp; 409 Conflict)]</w:t>
-      </w:r>
-    </w:p>
-    <w:p>
-      <w:pPr>
-        <w:spacing w:after="0" w:line="360" w:lineRule="auto"/>
-        <w:jc w:val="center"/>
-      </w:pPr>
+          <w:color w:val="000000"/>
+          <w:sz w:val="24"/>
+        </w:rPr>
+        <w:drawing>
+          <wp:inline distT="0" distB="0" distL="0" distR="0" wp14:anchorId="1614F091" wp14:editId="34E652FF">
+            <wp:extent cx="5111750" cy="2349500"/>
+            <wp:effectExtent l="0" t="0" r="0" b="0"/>
+            <wp:docPr id="373611745" name="Picture 1"/>
+            <wp:cNvGraphicFramePr>
+              <a:graphicFrameLocks xmlns:a="http://schemas.openxmlformats.org/drawingml/2006/main" noChangeAspect="1"/>
+            </wp:cNvGraphicFramePr>
+            <a:graphic xmlns:a="http://schemas.openxmlformats.org/drawingml/2006/main">
+              <a:graphicData uri="http://schemas.openxmlformats.org/drawingml/2006/picture">
+                <pic:pic xmlns:pic="http://schemas.openxmlformats.org/drawingml/2006/picture">
+                  <pic:nvPicPr>
+                    <pic:cNvPr id="373611745" name=""/>
+                    <pic:cNvPicPr/>
+                  </pic:nvPicPr>
+                  <pic:blipFill>
+                    <a:blip r:embed="rId10"/>
+                    <a:stretch>
+                      <a:fillRect/>
+                    </a:stretch>
+                  </pic:blipFill>
+                  <pic:spPr>
+                    <a:xfrm>
+                      <a:off x="0" y="0"/>
+                      <a:ext cx="5111750" cy="2349500"/>
+                    </a:xfrm>
+                    <a:prstGeom prst="rect">
+                      <a:avLst/>
+                    </a:prstGeom>
+                    <a:ln>
+                      <a:noFill/>
+                    </a:ln>
+                  </pic:spPr>
+                </pic:pic>
+              </a:graphicData>
+            </a:graphic>
+          </wp:inline>
+        </w:drawing>
+      </w:r>
       <w:r>
         <w:rPr>
           <w:rFonts w:ascii="Times New Roman" w:hAnsi="Times New Roman"/>
-          <w:b/>
-          <w:i/>
-          <w:color w:val="646464"/>
-        </w:rPr>
-        <w:t>[Sisipkan Tangkapan Layar: Postman: Pengujian Endpoint POST /api/auth/login (Menerbitkan Token JWT)]</w:t>
-      </w:r>
-    </w:p>
-    <w:p>
-      <w:pPr>
-        <w:spacing w:after="0" w:line="360" w:lineRule="auto"/>
-        <w:jc w:val="center"/>
-      </w:pPr>
-      <w:r>
-        <w:rPr>
-          <w:rFonts w:ascii="Times New Roman" w:hAnsi="Times New Roman"/>
-          <w:b/>
-          <w:i/>
-          <w:color w:val="646464"/>
-        </w:rPr>
-        <w:t>[Sisipkan Tangkapan Layar: Postman: Pengujian Endpoint GET /api/public/anime?q=naruto (Katalog Publik)]</w:t>
-      </w:r>
-    </w:p>
-    <w:p>
-      <w:pPr>
-        <w:spacing w:after="0" w:line="360" w:lineRule="auto"/>
-        <w:jc w:val="center"/>
-      </w:pPr>
-      <w:r>
-        <w:rPr>
-          <w:rFonts w:ascii="Times New Roman" w:hAnsi="Times New Roman"/>
-          <w:b/>
-          <w:i/>
-          <w:color w:val="646464"/>
-        </w:rPr>
-        <w:t>[Sisipkan Tangkapan Layar: Postman: Pengujian Endpoint POST /api/watchlist (201 Created dengan Data Enrichment)]</w:t>
-      </w:r>
-    </w:p>
-    <w:p>
-      <w:pPr>
-        <w:spacing w:after="0" w:line="360" w:lineRule="auto"/>
-        <w:jc w:val="center"/>
-      </w:pPr>
-      <w:r>
-        <w:rPr>
-          <w:rFonts w:ascii="Times New Roman" w:hAnsi="Times New Roman"/>
-          <w:b/>
-          <w:i/>
-          <w:color w:val="646464"/>
-        </w:rPr>
-        <w:t>[Sisipkan Tangkapan Layar: Postman: Pengujian Endpoint GET /api/watchlist (Menampilkan Koleksi User)]</w:t>
-      </w:r>
-    </w:p>
-    <w:p>
-      <w:pPr>
-        <w:spacing w:after="0" w:line="360" w:lineRule="auto"/>
-        <w:jc w:val="center"/>
-      </w:pPr>
-      <w:r>
-        <w:rPr>
-          <w:rFonts w:ascii="Times New Roman" w:hAnsi="Times New Roman"/>
-          <w:b/>
-          <w:i/>
-          <w:color w:val="646464"/>
-        </w:rPr>
-        <w:t>[Sisipkan Tangkapan Layar: Postman: Pengujian Endpoint PATCH &amp; DELETE /api/watchlist/:id (200 OK &amp; 404 Not Found)]</w:t>
-      </w:r>
-    </w:p>
-    <w:p>
-      <w:pPr>
-        <w:spacing w:after="0" w:line="360" w:lineRule="auto"/>
-        <w:jc w:val="center"/>
-      </w:pPr>
-      <w:r>
-        <w:rPr>
-          <w:rFonts w:ascii="Times New Roman" w:hAnsi="Times New Roman"/>
-          <w:b/>
-          <w:i/>
-          <w:color w:val="646464"/>
-        </w:rPr>
-        <w:t>[Sisipkan Tangkapan Layar: Terminal: Eksekusi Aplikasi client.js Menampilkan Menu Interaktif dan CRUD Watchlist]</w:t>
-      </w:r>
-    </w:p>
-    <w:p>
-      <w:r>
+          <w:color w:val="000000"/>
+          <w:sz w:val="24"/>
+        </w:rPr>
         <w:br w:type="page"/>
       </w:r>
     </w:p>
@@ -7947,14 +8234,25 @@
         <w:pStyle w:val="Heading1"/>
         <w:spacing w:before="0" w:line="360" w:lineRule="auto"/>
         <w:jc w:val="center"/>
-      </w:pPr>
-      <w:r>
         <w:rPr>
           <w:rFonts w:ascii="Times New Roman" w:hAnsi="Times New Roman"/>
           <w:color w:val="000000"/>
           <w:sz w:val="24"/>
         </w:rPr>
-        <w:lastRenderedPageBreak/>
+      </w:pPr>
+    </w:p>
+    <w:p>
+      <w:pPr>
+        <w:pStyle w:val="Heading1"/>
+        <w:spacing w:before="0" w:line="360" w:lineRule="auto"/>
+        <w:jc w:val="center"/>
+      </w:pPr>
+      <w:r>
+        <w:rPr>
+          <w:rFonts w:ascii="Times New Roman" w:hAnsi="Times New Roman"/>
+          <w:color w:val="000000"/>
+          <w:sz w:val="24"/>
+        </w:rPr>
         <w:t>BAB VI</w:t>
       </w:r>
       <w:r>
@@ -8002,8 +8300,8 @@
         <w:gridCol w:w="1701"/>
         <w:gridCol w:w="1134"/>
         <w:gridCol w:w="1701"/>
-        <w:gridCol w:w="2268"/>
-        <w:gridCol w:w="567"/>
+        <w:gridCol w:w="1986"/>
+        <w:gridCol w:w="849"/>
       </w:tblGrid>
       <w:tr>
         <w:trPr>
@@ -8091,7 +8389,7 @@
         </w:tc>
         <w:tc>
           <w:tcPr>
-            <w:tcW w:w="2268" w:type="dxa"/>
+            <w:tcW w:w="1986" w:type="dxa"/>
           </w:tcPr>
           <w:p>
             <w:pPr>
@@ -8111,7 +8409,7 @@
         </w:tc>
         <w:tc>
           <w:tcPr>
-            <w:tcW w:w="567" w:type="dxa"/>
+            <w:tcW w:w="849" w:type="dxa"/>
           </w:tcPr>
           <w:p>
             <w:pPr>
@@ -8209,7 +8507,7 @@
         </w:tc>
         <w:tc>
           <w:tcPr>
-            <w:tcW w:w="2268" w:type="dxa"/>
+            <w:tcW w:w="1986" w:type="dxa"/>
           </w:tcPr>
           <w:p>
             <w:pPr>
@@ -8227,7 +8525,7 @@
         </w:tc>
         <w:tc>
           <w:tcPr>
-            <w:tcW w:w="567" w:type="dxa"/>
+            <w:tcW w:w="849" w:type="dxa"/>
           </w:tcPr>
           <w:p>
             <w:pPr>
@@ -8323,7 +8621,7 @@
         </w:tc>
         <w:tc>
           <w:tcPr>
-            <w:tcW w:w="2268" w:type="dxa"/>
+            <w:tcW w:w="1986" w:type="dxa"/>
           </w:tcPr>
           <w:p>
             <w:pPr>
@@ -8341,7 +8639,7 @@
         </w:tc>
         <w:tc>
           <w:tcPr>
-            <w:tcW w:w="567" w:type="dxa"/>
+            <w:tcW w:w="849" w:type="dxa"/>
           </w:tcPr>
           <w:p>
             <w:pPr>
@@ -8437,7 +8735,7 @@
         </w:tc>
         <w:tc>
           <w:tcPr>
-            <w:tcW w:w="2268" w:type="dxa"/>
+            <w:tcW w:w="1986" w:type="dxa"/>
           </w:tcPr>
           <w:p>
             <w:pPr>
@@ -8455,7 +8753,7 @@
         </w:tc>
         <w:tc>
           <w:tcPr>
-            <w:tcW w:w="567" w:type="dxa"/>
+            <w:tcW w:w="849" w:type="dxa"/>
           </w:tcPr>
           <w:p>
             <w:pPr>
@@ -8551,25 +8849,41 @@
         </w:tc>
         <w:tc>
           <w:tcPr>
-            <w:tcW w:w="2268" w:type="dxa"/>
-          </w:tcPr>
-          <w:p>
-            <w:pPr>
-              <w:spacing w:after="0"/>
-            </w:pPr>
-            <w:r>
-              <w:rPr>
-                <w:rFonts w:ascii="Times New Roman" w:hAnsi="Times New Roman"/>
-                <w:color w:val="000000"/>
-                <w:sz w:val="20"/>
-              </w:rPr>
-              <w:t>Validasi stream bodyParser.js, test suite test/api.test.js, pengujian Postman.</w:t>
-            </w:r>
-          </w:p>
-        </w:tc>
-        <w:tc>
-          <w:tcPr>
-            <w:tcW w:w="567" w:type="dxa"/>
+            <w:tcW w:w="1986" w:type="dxa"/>
+          </w:tcPr>
+          <w:p>
+            <w:pPr>
+              <w:spacing w:after="0"/>
+            </w:pPr>
+            <w:r>
+              <w:rPr>
+                <w:rFonts w:ascii="Times New Roman" w:hAnsi="Times New Roman"/>
+                <w:color w:val="000000"/>
+                <w:sz w:val="20"/>
+              </w:rPr>
+              <w:t xml:space="preserve">Validasi stream bodyParser.js, test suite test/api.test.js, pengujian </w:t>
+            </w:r>
+            <w:r>
+              <w:rPr>
+                <w:rFonts w:ascii="Times New Roman" w:hAnsi="Times New Roman"/>
+                <w:color w:val="000000"/>
+                <w:sz w:val="20"/>
+              </w:rPr>
+              <w:t>Bruno</w:t>
+            </w:r>
+            <w:r>
+              <w:rPr>
+                <w:rFonts w:ascii="Times New Roman" w:hAnsi="Times New Roman"/>
+                <w:color w:val="000000"/>
+                <w:sz w:val="20"/>
+              </w:rPr>
+              <w:t>.</w:t>
+            </w:r>
+          </w:p>
+        </w:tc>
+        <w:tc>
+          <w:tcPr>
+            <w:tcW w:w="849" w:type="dxa"/>
           </w:tcPr>
           <w:p>
             <w:pPr>
@@ -8665,7 +8979,7 @@
         </w:tc>
         <w:tc>
           <w:tcPr>
-            <w:tcW w:w="2268" w:type="dxa"/>
+            <w:tcW w:w="1986" w:type="dxa"/>
           </w:tcPr>
           <w:p>
             <w:pPr>
@@ -8683,7 +8997,7 @@
         </w:tc>
         <w:tc>
           <w:tcPr>
-            <w:tcW w:w="567" w:type="dxa"/>
+            <w:tcW w:w="849" w:type="dxa"/>
           </w:tcPr>
           <w:p>
             <w:pPr>
@@ -8754,7 +9068,6 @@
     <w:p>
       <w:pPr>
         <w:spacing w:after="0" w:line="360" w:lineRule="auto"/>
-        <w:ind w:firstLine="720"/>
         <w:jc w:val="both"/>
       </w:pPr>
       <w:r>
@@ -8769,7 +9082,6 @@
     <w:p>
       <w:pPr>
         <w:spacing w:after="0" w:line="360" w:lineRule="auto"/>
-        <w:ind w:left="1145" w:hanging="425"/>
         <w:jc w:val="both"/>
       </w:pPr>
       <w:r>
@@ -8784,7 +9096,6 @@
     <w:p>
       <w:pPr>
         <w:spacing w:after="0" w:line="360" w:lineRule="auto"/>
-        <w:ind w:left="1145" w:hanging="425"/>
         <w:jc w:val="both"/>
       </w:pPr>
       <w:r>
@@ -8799,7 +9110,6 @@
     <w:p>
       <w:pPr>
         <w:spacing w:after="0" w:line="360" w:lineRule="auto"/>
-        <w:ind w:left="1145" w:hanging="425"/>
         <w:jc w:val="both"/>
       </w:pPr>
       <w:r>
@@ -8814,7 +9124,6 @@
     <w:p>
       <w:pPr>
         <w:spacing w:after="0" w:line="360" w:lineRule="auto"/>
-        <w:ind w:left="1145" w:hanging="425"/>
         <w:jc w:val="both"/>
       </w:pPr>
       <w:r>
@@ -8829,7 +9138,6 @@
     <w:p>
       <w:pPr>
         <w:spacing w:after="0" w:line="360" w:lineRule="auto"/>
-        <w:ind w:left="1145" w:hanging="425"/>
         <w:jc w:val="both"/>
       </w:pPr>
       <w:r>
@@ -9458,6 +9766,12 @@
       <w:pPr>
         <w:spacing w:after="0" w:line="360" w:lineRule="auto"/>
         <w:jc w:val="center"/>
+        <w:rPr>
+          <w:rFonts w:ascii="Times New Roman" w:hAnsi="Times New Roman"/>
+          <w:b/>
+          <w:iCs/>
+          <w:color w:val="646464"/>
+        </w:rPr>
       </w:pPr>
       <w:r>
         <w:rPr>
@@ -9466,14 +9780,8 @@
           <w:i/>
           <w:color w:val="646464"/>
         </w:rPr>
-        <w:t>[Sisipkan Tangkapan Layar: Sertifikat 5 Kursus Online: Ilham Arifin]</w:t>
-      </w:r>
-    </w:p>
-    <w:p>
-      <w:pPr>
-        <w:spacing w:after="0" w:line="360" w:lineRule="auto"/>
-        <w:jc w:val="center"/>
-      </w:pPr>
+        <w:t xml:space="preserve">Sisipkan Tangkapan Layar: </w:t>
+      </w:r>
       <w:r>
         <w:rPr>
           <w:rFonts w:ascii="Times New Roman" w:hAnsi="Times New Roman"/>
@@ -9481,14 +9789,8 @@
           <w:i/>
           <w:color w:val="646464"/>
         </w:rPr>
-        <w:t>[Sisipkan Tangkapan Layar: Sertifikat 5 Kursus Online: Akhsan Maulana R_]</w:t>
-      </w:r>
-    </w:p>
-    <w:p>
-      <w:pPr>
-        <w:spacing w:after="0" w:line="360" w:lineRule="auto"/>
-        <w:jc w:val="center"/>
-      </w:pPr>
+        <w:t>Bukti 5 Kursus Online</w:t>
+      </w:r>
       <w:r>
         <w:rPr>
           <w:rFonts w:ascii="Times New Roman" w:hAnsi="Times New Roman"/>
@@ -9496,28 +9798,69 @@
           <w:i/>
           <w:color w:val="646464"/>
         </w:rPr>
-        <w:t>[Sisipkan Tangkapan Layar: Sertifikat 5 Kursus Online: Nefaldi]</w:t>
+        <w:t>: Ilham Arifin</w:t>
       </w:r>
     </w:p>
     <w:p>
       <w:pPr>
         <w:spacing w:after="0" w:line="360" w:lineRule="auto"/>
         <w:jc w:val="center"/>
-      </w:pPr>
-      <w:r>
+        <w:rPr>
+          <w:iCs/>
+        </w:rPr>
+      </w:pPr>
+      <w:r>
+        <w:rPr>
+          <w:iCs/>
+          <w:noProof/>
+        </w:rPr>
+        <w:drawing>
+          <wp:inline distT="0" distB="0" distL="0" distR="0" wp14:anchorId="1808C51A" wp14:editId="1B8A38C8">
+            <wp:extent cx="5039994" cy="3191933"/>
+            <wp:effectExtent l="0" t="0" r="8890" b="8890"/>
+            <wp:docPr id="754558161" name="Picture 2"/>
+            <wp:cNvGraphicFramePr>
+              <a:graphicFrameLocks xmlns:a="http://schemas.openxmlformats.org/drawingml/2006/main" noChangeAspect="1"/>
+            </wp:cNvGraphicFramePr>
+            <a:graphic xmlns:a="http://schemas.openxmlformats.org/drawingml/2006/main">
+              <a:graphicData uri="http://schemas.openxmlformats.org/drawingml/2006/picture">
+                <pic:pic xmlns:pic="http://schemas.openxmlformats.org/drawingml/2006/picture">
+                  <pic:nvPicPr>
+                    <pic:cNvPr id="754558161" name="Picture 754558161"/>
+                    <pic:cNvPicPr/>
+                  </pic:nvPicPr>
+                  <pic:blipFill>
+                    <a:blip r:embed="rId11"/>
+                    <a:stretch>
+                      <a:fillRect/>
+                    </a:stretch>
+                  </pic:blipFill>
+                  <pic:spPr>
+                    <a:xfrm>
+                      <a:off x="0" y="0"/>
+                      <a:ext cx="5091584" cy="3224606"/>
+                    </a:xfrm>
+                    <a:prstGeom prst="rect">
+                      <a:avLst/>
+                    </a:prstGeom>
+                  </pic:spPr>
+                </pic:pic>
+              </a:graphicData>
+            </a:graphic>
+          </wp:inline>
+        </w:drawing>
+      </w:r>
+    </w:p>
+    <w:p>
+      <w:pPr>
+        <w:spacing w:after="0" w:line="360" w:lineRule="auto"/>
+        <w:jc w:val="center"/>
         <w:rPr>
           <w:rFonts w:ascii="Times New Roman" w:hAnsi="Times New Roman"/>
           <w:b/>
           <w:i/>
           <w:color w:val="646464"/>
         </w:rPr>
-        <w:t>[Sisipkan Tangkapan Layar: Sertifikat 5 Kursus Online: ALIFIAS]</w:t>
-      </w:r>
-    </w:p>
-    <w:p>
-      <w:pPr>
-        <w:spacing w:after="0" w:line="360" w:lineRule="auto"/>
-        <w:jc w:val="center"/>
       </w:pPr>
       <w:r>
         <w:rPr>
@@ -9526,7 +9869,372 @@
           <w:i/>
           <w:color w:val="646464"/>
         </w:rPr>
-        <w:t>[Sisipkan Tangkapan Layar: Sertifikat 5 Kursus Online: Moh. Yusfi L.]</w:t>
+        <w:lastRenderedPageBreak/>
+        <w:t xml:space="preserve">Sisipkan Tangkapan Layar: </w:t>
+      </w:r>
+      <w:r>
+        <w:rPr>
+          <w:rFonts w:ascii="Times New Roman" w:hAnsi="Times New Roman"/>
+          <w:b/>
+          <w:i/>
+          <w:color w:val="646464"/>
+        </w:rPr>
+        <w:t>Bukti 5 Kursus Online</w:t>
+      </w:r>
+      <w:r>
+        <w:rPr>
+          <w:rFonts w:ascii="Times New Roman" w:hAnsi="Times New Roman"/>
+          <w:b/>
+          <w:i/>
+          <w:color w:val="646464"/>
+        </w:rPr>
+        <w:t>: Akhsan Maulana R</w:t>
+      </w:r>
+      <w:r>
+        <w:rPr>
+          <w:rFonts w:ascii="Times New Roman" w:hAnsi="Times New Roman"/>
+          <w:b/>
+          <w:i/>
+          <w:color w:val="646464"/>
+        </w:rPr>
+        <w:t>.</w:t>
+      </w:r>
+    </w:p>
+    <w:p>
+      <w:pPr>
+        <w:spacing w:after="0" w:line="360" w:lineRule="auto"/>
+        <w:jc w:val="center"/>
+        <w:rPr>
+          <w:iCs/>
+        </w:rPr>
+      </w:pPr>
+      <w:r>
+        <w:rPr>
+          <w:iCs/>
+          <w:noProof/>
+        </w:rPr>
+        <w:drawing>
+          <wp:inline distT="0" distB="0" distL="0" distR="0" wp14:anchorId="7CE4DB4D" wp14:editId="3C634553">
+            <wp:extent cx="5038725" cy="2309283"/>
+            <wp:effectExtent l="19050" t="19050" r="9525" b="15240"/>
+            <wp:docPr id="1186678870" name="Picture 1"/>
+            <wp:cNvGraphicFramePr>
+              <a:graphicFrameLocks xmlns:a="http://schemas.openxmlformats.org/drawingml/2006/main" noChangeAspect="1"/>
+            </wp:cNvGraphicFramePr>
+            <a:graphic xmlns:a="http://schemas.openxmlformats.org/drawingml/2006/main">
+              <a:graphicData uri="http://schemas.openxmlformats.org/drawingml/2006/picture">
+                <pic:pic xmlns:pic="http://schemas.openxmlformats.org/drawingml/2006/picture">
+                  <pic:nvPicPr>
+                    <pic:cNvPr id="1186678870" name="Picture 1186678870"/>
+                    <pic:cNvPicPr/>
+                  </pic:nvPicPr>
+                  <pic:blipFill>
+                    <a:blip r:embed="rId12"/>
+                    <a:stretch>
+                      <a:fillRect/>
+                    </a:stretch>
+                  </pic:blipFill>
+                  <pic:spPr>
+                    <a:xfrm>
+                      <a:off x="0" y="0"/>
+                      <a:ext cx="5052646" cy="2315663"/>
+                    </a:xfrm>
+                    <a:prstGeom prst="rect">
+                      <a:avLst/>
+                    </a:prstGeom>
+                    <a:ln w="12700">
+                      <a:solidFill>
+                        <a:schemeClr val="tx1"/>
+                      </a:solidFill>
+                    </a:ln>
+                  </pic:spPr>
+                </pic:pic>
+              </a:graphicData>
+            </a:graphic>
+          </wp:inline>
+        </w:drawing>
+      </w:r>
+    </w:p>
+    <w:p>
+      <w:pPr>
+        <w:spacing w:after="0" w:line="360" w:lineRule="auto"/>
+        <w:jc w:val="center"/>
+        <w:rPr>
+          <w:rFonts w:ascii="Times New Roman" w:hAnsi="Times New Roman"/>
+          <w:b/>
+          <w:i/>
+          <w:color w:val="646464"/>
+        </w:rPr>
+      </w:pPr>
+      <w:r>
+        <w:rPr>
+          <w:rFonts w:ascii="Times New Roman" w:hAnsi="Times New Roman"/>
+          <w:b/>
+          <w:i/>
+          <w:color w:val="646464"/>
+        </w:rPr>
+        <w:t xml:space="preserve">[Sisipkan Tangkapan Layar: </w:t>
+      </w:r>
+      <w:r>
+        <w:rPr>
+          <w:rFonts w:ascii="Times New Roman" w:hAnsi="Times New Roman"/>
+          <w:b/>
+          <w:i/>
+          <w:color w:val="646464"/>
+        </w:rPr>
+        <w:t>Bukti 5 Kursus Online</w:t>
+      </w:r>
+      <w:r>
+        <w:rPr>
+          <w:rFonts w:ascii="Times New Roman" w:hAnsi="Times New Roman"/>
+          <w:b/>
+          <w:i/>
+          <w:color w:val="646464"/>
+        </w:rPr>
+        <w:t>: Nefaldi]</w:t>
+      </w:r>
+    </w:p>
+    <w:p>
+      <w:pPr>
+        <w:spacing w:after="0" w:line="360" w:lineRule="auto"/>
+        <w:jc w:val="center"/>
+        <w:rPr>
+          <w:iCs/>
+        </w:rPr>
+      </w:pPr>
+      <w:r>
+        <w:rPr>
+          <w:iCs/>
+          <w:noProof/>
+        </w:rPr>
+        <w:drawing>
+          <wp:inline distT="0" distB="0" distL="0" distR="0" wp14:anchorId="0929364F" wp14:editId="12BADBC8">
+            <wp:extent cx="5039995" cy="2326217"/>
+            <wp:effectExtent l="19050" t="19050" r="27305" b="17145"/>
+            <wp:docPr id="634549809" name="Picture 3"/>
+            <wp:cNvGraphicFramePr>
+              <a:graphicFrameLocks xmlns:a="http://schemas.openxmlformats.org/drawingml/2006/main" noChangeAspect="1"/>
+            </wp:cNvGraphicFramePr>
+            <a:graphic xmlns:a="http://schemas.openxmlformats.org/drawingml/2006/main">
+              <a:graphicData uri="http://schemas.openxmlformats.org/drawingml/2006/picture">
+                <pic:pic xmlns:pic="http://schemas.openxmlformats.org/drawingml/2006/picture">
+                  <pic:nvPicPr>
+                    <pic:cNvPr id="634549809" name="Picture 634549809"/>
+                    <pic:cNvPicPr/>
+                  </pic:nvPicPr>
+                  <pic:blipFill>
+                    <a:blip r:embed="rId13"/>
+                    <a:stretch>
+                      <a:fillRect/>
+                    </a:stretch>
+                  </pic:blipFill>
+                  <pic:spPr>
+                    <a:xfrm>
+                      <a:off x="0" y="0"/>
+                      <a:ext cx="5047715" cy="2329780"/>
+                    </a:xfrm>
+                    <a:prstGeom prst="rect">
+                      <a:avLst/>
+                    </a:prstGeom>
+                    <a:ln w="12700">
+                      <a:solidFill>
+                        <a:schemeClr val="tx1"/>
+                      </a:solidFill>
+                    </a:ln>
+                  </pic:spPr>
+                </pic:pic>
+              </a:graphicData>
+            </a:graphic>
+          </wp:inline>
+        </w:drawing>
+      </w:r>
+    </w:p>
+    <w:p>
+      <w:pPr>
+        <w:spacing w:after="0" w:line="360" w:lineRule="auto"/>
+        <w:jc w:val="center"/>
+        <w:rPr>
+          <w:rFonts w:ascii="Times New Roman" w:hAnsi="Times New Roman"/>
+          <w:b/>
+          <w:i/>
+          <w:color w:val="646464"/>
+        </w:rPr>
+      </w:pPr>
+      <w:r>
+        <w:rPr>
+          <w:rFonts w:ascii="Times New Roman" w:hAnsi="Times New Roman"/>
+          <w:b/>
+          <w:i/>
+          <w:color w:val="646464"/>
+        </w:rPr>
+        <w:t xml:space="preserve">[Sisipkan Tangkapan Layar: </w:t>
+      </w:r>
+      <w:r>
+        <w:rPr>
+          <w:rFonts w:ascii="Times New Roman" w:hAnsi="Times New Roman"/>
+          <w:b/>
+          <w:i/>
+          <w:color w:val="646464"/>
+        </w:rPr>
+        <w:t>Bukti 5 Kursus Online</w:t>
+      </w:r>
+      <w:r>
+        <w:rPr>
+          <w:rFonts w:ascii="Times New Roman" w:hAnsi="Times New Roman"/>
+          <w:b/>
+          <w:i/>
+          <w:color w:val="646464"/>
+        </w:rPr>
+        <w:t>: ALIFIAS]</w:t>
+      </w:r>
+    </w:p>
+    <w:p>
+      <w:pPr>
+        <w:spacing w:after="0" w:line="360" w:lineRule="auto"/>
+        <w:jc w:val="center"/>
+        <w:rPr>
+          <w:iCs/>
+        </w:rPr>
+      </w:pPr>
+      <w:r>
+        <w:rPr>
+          <w:iCs/>
+          <w:noProof/>
+        </w:rPr>
+        <w:drawing>
+          <wp:inline distT="0" distB="0" distL="0" distR="0" wp14:anchorId="1FCDAB65" wp14:editId="2B1A7B7F">
+            <wp:extent cx="5039995" cy="2447925"/>
+            <wp:effectExtent l="19050" t="19050" r="27305" b="28575"/>
+            <wp:docPr id="699648653" name="Picture 4"/>
+            <wp:cNvGraphicFramePr>
+              <a:graphicFrameLocks xmlns:a="http://schemas.openxmlformats.org/drawingml/2006/main" noChangeAspect="1"/>
+            </wp:cNvGraphicFramePr>
+            <a:graphic xmlns:a="http://schemas.openxmlformats.org/drawingml/2006/main">
+              <a:graphicData uri="http://schemas.openxmlformats.org/drawingml/2006/picture">
+                <pic:pic xmlns:pic="http://schemas.openxmlformats.org/drawingml/2006/picture">
+                  <pic:nvPicPr>
+                    <pic:cNvPr id="699648653" name="Picture 699648653"/>
+                    <pic:cNvPicPr/>
+                  </pic:nvPicPr>
+                  <pic:blipFill>
+                    <a:blip r:embed="rId14"/>
+                    <a:stretch>
+                      <a:fillRect/>
+                    </a:stretch>
+                  </pic:blipFill>
+                  <pic:spPr>
+                    <a:xfrm>
+                      <a:off x="0" y="0"/>
+                      <a:ext cx="5039995" cy="2447925"/>
+                    </a:xfrm>
+                    <a:prstGeom prst="rect">
+                      <a:avLst/>
+                    </a:prstGeom>
+                    <a:ln w="12700">
+                      <a:solidFill>
+                        <a:schemeClr val="tx1"/>
+                      </a:solidFill>
+                    </a:ln>
+                  </pic:spPr>
+                </pic:pic>
+              </a:graphicData>
+            </a:graphic>
+          </wp:inline>
+        </w:drawing>
+      </w:r>
+    </w:p>
+    <w:p>
+      <w:pPr>
+        <w:spacing w:after="0" w:line="360" w:lineRule="auto"/>
+        <w:jc w:val="center"/>
+        <w:rPr>
+          <w:rFonts w:ascii="Times New Roman" w:hAnsi="Times New Roman"/>
+          <w:b/>
+          <w:i/>
+          <w:color w:val="646464"/>
+        </w:rPr>
+      </w:pPr>
+      <w:r>
+        <w:rPr>
+          <w:rFonts w:ascii="Times New Roman" w:hAnsi="Times New Roman"/>
+          <w:b/>
+          <w:i/>
+          <w:color w:val="646464"/>
+        </w:rPr>
+        <w:lastRenderedPageBreak/>
+        <w:t xml:space="preserve">[Sisipkan Tangkapan Layar: </w:t>
+      </w:r>
+      <w:r>
+        <w:rPr>
+          <w:rFonts w:ascii="Times New Roman" w:hAnsi="Times New Roman"/>
+          <w:b/>
+          <w:i/>
+          <w:color w:val="646464"/>
+        </w:rPr>
+        <w:t>Bukti 5 Kursus Online</w:t>
+      </w:r>
+      <w:r>
+        <w:rPr>
+          <w:rFonts w:ascii="Times New Roman" w:hAnsi="Times New Roman"/>
+          <w:b/>
+          <w:i/>
+          <w:color w:val="646464"/>
+        </w:rPr>
+        <w:t>: Moh. Yusfi L.]</w:t>
+      </w:r>
+    </w:p>
+    <w:p>
+      <w:pPr>
+        <w:spacing w:after="0" w:line="360" w:lineRule="auto"/>
+        <w:jc w:val="center"/>
+        <w:rPr>
+          <w:iCs/>
+        </w:rPr>
+      </w:pPr>
+      <w:r>
+        <w:rPr>
+          <w:iCs/>
+        </w:rPr>
+        <w:drawing>
+          <wp:inline distT="0" distB="0" distL="0" distR="0" wp14:anchorId="5EE07A2A" wp14:editId="1D176006">
+            <wp:extent cx="5039995" cy="2568575"/>
+            <wp:effectExtent l="19050" t="19050" r="27305" b="22225"/>
+            <wp:docPr id="129440229" name="Picture 1"/>
+            <wp:cNvGraphicFramePr>
+              <a:graphicFrameLocks xmlns:a="http://schemas.openxmlformats.org/drawingml/2006/main" noChangeAspect="1"/>
+            </wp:cNvGraphicFramePr>
+            <a:graphic xmlns:a="http://schemas.openxmlformats.org/drawingml/2006/main">
+              <a:graphicData uri="http://schemas.openxmlformats.org/drawingml/2006/picture">
+                <pic:pic xmlns:pic="http://schemas.openxmlformats.org/drawingml/2006/picture">
+                  <pic:nvPicPr>
+                    <pic:cNvPr id="129440229" name=""/>
+                    <pic:cNvPicPr/>
+                  </pic:nvPicPr>
+                  <pic:blipFill>
+                    <a:blip r:embed="rId15"/>
+                    <a:stretch>
+                      <a:fillRect/>
+                    </a:stretch>
+                  </pic:blipFill>
+                  <pic:spPr>
+                    <a:xfrm>
+                      <a:off x="0" y="0"/>
+                      <a:ext cx="5039995" cy="2568575"/>
+                    </a:xfrm>
+                    <a:prstGeom prst="rect">
+                      <a:avLst/>
+                    </a:prstGeom>
+                    <a:ln w="12700">
+                      <a:solidFill>
+                        <a:schemeClr val="tx1"/>
+                      </a:solidFill>
+                    </a:ln>
+                  </pic:spPr>
+                </pic:pic>
+              </a:graphicData>
+            </a:graphic>
+          </wp:inline>
+        </w:drawing>
       </w:r>
     </w:p>
     <w:p>
@@ -9553,7 +10261,6 @@
     <w:p>
       <w:pPr>
         <w:spacing w:after="0" w:line="360" w:lineRule="auto"/>
-        <w:ind w:firstLine="720"/>
         <w:jc w:val="both"/>
       </w:pPr>
       <w:r>
@@ -9568,7 +10275,7 @@
     <w:p>
       <w:pPr>
         <w:spacing w:after="0" w:line="360" w:lineRule="auto"/>
-        <w:ind w:left="1145" w:hanging="425"/>
+        <w:ind w:firstLine="11"/>
         <w:jc w:val="both"/>
       </w:pPr>
       <w:r>
@@ -9583,7 +10290,7 @@
     <w:p>
       <w:pPr>
         <w:spacing w:after="0" w:line="360" w:lineRule="auto"/>
-        <w:ind w:left="1145" w:hanging="425"/>
+        <w:ind w:firstLine="11"/>
         <w:jc w:val="both"/>
       </w:pPr>
       <w:r>
@@ -9598,7 +10305,7 @@
     <w:p>
       <w:pPr>
         <w:spacing w:after="0" w:line="360" w:lineRule="auto"/>
-        <w:ind w:left="1145" w:hanging="425"/>
+        <w:ind w:firstLine="11"/>
         <w:jc w:val="both"/>
       </w:pPr>
       <w:r>
@@ -9613,7 +10320,7 @@
     <w:p>
       <w:pPr>
         <w:spacing w:after="0" w:line="360" w:lineRule="auto"/>
-        <w:ind w:left="1145" w:hanging="425"/>
+        <w:ind w:firstLine="11"/>
         <w:jc w:val="both"/>
       </w:pPr>
       <w:r>
@@ -9628,7 +10335,7 @@
     <w:p>
       <w:pPr>
         <w:spacing w:after="0" w:line="360" w:lineRule="auto"/>
-        <w:ind w:left="1145" w:hanging="425"/>
+        <w:ind w:firstLine="11"/>
         <w:jc w:val="both"/>
       </w:pPr>
       <w:r>
@@ -9658,7 +10365,7 @@
     <w:p>
       <w:pPr>
         <w:spacing w:after="0" w:line="360" w:lineRule="auto"/>
-        <w:ind w:left="1145" w:hanging="425"/>
+        <w:ind w:left="426" w:hanging="425"/>
         <w:jc w:val="both"/>
       </w:pPr>
       <w:r>
@@ -9667,51 +10374,31 @@
           <w:color w:val="000000"/>
           <w:sz w:val="24"/>
         </w:rPr>
-        <w:t>a.  Alat AI yang Digunakan: Anthropic Claude 3.7 Sonnet dan Google Gemini 2.5 Pro melalui antarmuka asisten rekayasa kode.</w:t>
-      </w:r>
-    </w:p>
-    <w:p>
-      <w:pPr>
-        <w:spacing w:after="0" w:line="360" w:lineRule="auto"/>
-        <w:ind w:left="1145" w:hanging="425"/>
-        <w:jc w:val="both"/>
-      </w:pPr>
+        <w:t xml:space="preserve">a. </w:t>
+      </w:r>
       <w:r>
         <w:rPr>
           <w:rFonts w:ascii="Times New Roman" w:hAnsi="Times New Roman"/>
           <w:color w:val="000000"/>
           <w:sz w:val="24"/>
         </w:rPr>
-        <w:t>b.  Tujuan Penggunaan: Membantu perancangan struktur dokumen laporan akademik, refactoring pembacaan Buffer chunks pada body parser native, dan pembuatan skrip otomasi pengujian.</w:t>
-      </w:r>
-    </w:p>
-    <w:p>
-      <w:pPr>
-        <w:spacing w:after="0" w:line="360" w:lineRule="auto"/>
-        <w:ind w:left="1145" w:hanging="425"/>
-        <w:jc w:val="both"/>
-      </w:pPr>
+        <w:tab/>
+      </w:r>
       <w:r>
         <w:rPr>
           <w:rFonts w:ascii="Times New Roman" w:hAnsi="Times New Roman"/>
           <w:color w:val="000000"/>
           <w:sz w:val="24"/>
         </w:rPr>
-        <w:t>c.  Pemahaman Penuh &amp; Integritas: Seluruh arsitektur kode, integrasi Public API Kitsu, penanganan CORS, dan query SQLite dipahami secara mendalam oleh seluruh anggota tim. Kami siap mempertanggungjawabkan dan mendemonstrasikan setiap baris kode pada ujian lisan.</w:t>
-      </w:r>
-    </w:p>
-    <w:p>
-      <w:pPr>
-        <w:spacing w:after="0" w:line="360" w:lineRule="auto"/>
-      </w:pPr>
+        <w:t xml:space="preserve">Alat AI yang Digunakan: </w:t>
+      </w:r>
       <w:r>
         <w:rPr>
           <w:rFonts w:ascii="Times New Roman" w:hAnsi="Times New Roman"/>
           <w:color w:val="000000"/>
           <w:sz w:val="24"/>
         </w:rPr>
-        <w:br/>
-        <w:t>Palu, 28 Oktober 2026</w:t>
+        <w:t>Agent Cli (Antygravity cli)</w:t>
       </w:r>
       <w:r>
         <w:rPr>
@@ -9719,7 +10406,7 @@
           <w:color w:val="000000"/>
           <w:sz w:val="24"/>
         </w:rPr>
-        <w:br/>
+        <w:t xml:space="preserve"> </w:t>
       </w:r>
       <w:r>
         <w:rPr>
@@ -9727,8 +10414,7 @@
           <w:color w:val="000000"/>
           <w:sz w:val="24"/>
         </w:rPr>
-        <w:br/>
-        <w:t>Tim Pengembang Kelompok 6:</w:t>
+        <w:t>Gemini 3.8 flash</w:t>
       </w:r>
       <w:r>
         <w:rPr>
@@ -9736,22 +10422,268 @@
           <w:color w:val="000000"/>
           <w:sz w:val="24"/>
         </w:rPr>
+        <w:t xml:space="preserve"> dan Google Gemini </w:t>
+      </w:r>
+      <w:r>
+        <w:rPr>
+          <w:rFonts w:ascii="Times New Roman" w:hAnsi="Times New Roman"/>
+          <w:color w:val="000000"/>
+          <w:sz w:val="24"/>
+        </w:rPr>
+        <w:t>3.8</w:t>
+      </w:r>
+      <w:r>
+        <w:rPr>
+          <w:rFonts w:ascii="Times New Roman" w:hAnsi="Times New Roman"/>
+          <w:color w:val="000000"/>
+          <w:sz w:val="24"/>
+        </w:rPr>
+        <w:t xml:space="preserve"> </w:t>
+      </w:r>
+      <w:r>
+        <w:rPr>
+          <w:rFonts w:ascii="Times New Roman" w:hAnsi="Times New Roman"/>
+          <w:color w:val="000000"/>
+          <w:sz w:val="24"/>
+        </w:rPr>
+        <w:t>flash</w:t>
+      </w:r>
+      <w:r>
+        <w:rPr>
+          <w:rFonts w:ascii="Times New Roman" w:hAnsi="Times New Roman"/>
+          <w:color w:val="000000"/>
+          <w:sz w:val="24"/>
+        </w:rPr>
+        <w:t xml:space="preserve"> dengan effort high</w:t>
+      </w:r>
+      <w:r>
+        <w:rPr>
+          <w:rFonts w:ascii="Times New Roman" w:hAnsi="Times New Roman"/>
+          <w:color w:val="000000"/>
+          <w:sz w:val="24"/>
+        </w:rPr>
+        <w:t xml:space="preserve"> melalui antarmuka asisten rekayasa kode.</w:t>
+      </w:r>
+    </w:p>
+    <w:p>
+      <w:pPr>
+        <w:spacing w:after="0" w:line="360" w:lineRule="auto"/>
+        <w:ind w:left="426" w:hanging="425"/>
+        <w:jc w:val="both"/>
+      </w:pPr>
+      <w:r>
+        <w:rPr>
+          <w:rFonts w:ascii="Times New Roman" w:hAnsi="Times New Roman"/>
+          <w:noProof/>
+          <w:color w:val="000000"/>
+          <w:sz w:val="24"/>
+        </w:rPr>
+        <mc:AlternateContent>
+          <mc:Choice Requires="wpi">
+            <w:drawing>
+              <wp:anchor distT="0" distB="0" distL="114300" distR="114300" simplePos="0" relativeHeight="251663360" behindDoc="0" locked="0" layoutInCell="1" allowOverlap="1" wp14:anchorId="48F2DA00" wp14:editId="17920722">
+                <wp:simplePos x="0" y="0"/>
+                <wp:positionH relativeFrom="column">
+                  <wp:posOffset>1362047</wp:posOffset>
+                </wp:positionH>
+                <wp:positionV relativeFrom="paragraph">
+                  <wp:posOffset>781340</wp:posOffset>
+                </wp:positionV>
+                <wp:extent cx="360" cy="360"/>
+                <wp:effectExtent l="38100" t="38100" r="38100" b="38100"/>
+                <wp:wrapNone/>
+                <wp:docPr id="870787247" name="Ink 10"/>
+                <wp:cNvGraphicFramePr/>
+                <a:graphic xmlns:a="http://schemas.openxmlformats.org/drawingml/2006/main">
+                  <a:graphicData uri="http://schemas.microsoft.com/office/word/2010/wordprocessingInk">
+                    <w14:contentPart bwMode="auto" r:id="rId16">
+                      <w14:nvContentPartPr>
+                        <w14:cNvContentPartPr/>
+                      </w14:nvContentPartPr>
+                      <w14:xfrm>
+                        <a:off x="0" y="0"/>
+                        <a:ext cx="360" cy="360"/>
+                      </w14:xfrm>
+                    </w14:contentPart>
+                  </a:graphicData>
+                </a:graphic>
+              </wp:anchor>
+            </w:drawing>
+          </mc:Choice>
+          <mc:Fallback>
+            <w:pict>
+              <v:shapetype w14:anchorId="320CDB92" id="_x0000_t75" coordsize="21600,21600" o:spt="75" o:preferrelative="t" path="m@4@5l@4@11@9@11@9@5xe" filled="f" stroked="f">
+                <v:stroke joinstyle="miter"/>
+                <v:formulas>
+                  <v:f eqn="if lineDrawn pixelLineWidth 0"/>
+                  <v:f eqn="sum @0 1 0"/>
+                  <v:f eqn="sum 0 0 @1"/>
+                  <v:f eqn="prod @2 1 2"/>
+                  <v:f eqn="prod @3 21600 pixelWidth"/>
+                  <v:f eqn="prod @3 21600 pixelHeight"/>
+                  <v:f eqn="sum @0 0 1"/>
+                  <v:f eqn="prod @6 1 2"/>
+                  <v:f eqn="prod @7 21600 pixelWidth"/>
+                  <v:f eqn="sum @8 21600 0"/>
+                  <v:f eqn="prod @7 21600 pixelHeight"/>
+                  <v:f eqn="sum @10 21600 0"/>
+                </v:formulas>
+                <v:path o:extrusionok="f" gradientshapeok="t" o:connecttype="rect"/>
+                <o:lock v:ext="edit" aspectratio="t"/>
+              </v:shapetype>
+              <v:shape id="Ink 10" o:spid="_x0000_s1026" type="#_x0000_t75" style="position:absolute;margin-left:106.75pt;margin-top:61pt;width:1.05pt;height:1.05pt;z-index:251663360;visibility:visible;mso-wrap-style:square;mso-wrap-distance-left:9pt;mso-wrap-distance-top:0;mso-wrap-distance-right:9pt;mso-wrap-distance-bottom:0;mso-position-horizontal:absolute;mso-position-horizontal-relative:text;mso-position-vertical:absolute;mso-position-vertical-relative:text" o:gfxdata="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">
+                <v:imagedata r:id="rId17" o:title=""/>
+              </v:shape>
+            </w:pict>
+          </mc:Fallback>
+        </mc:AlternateContent>
+      </w:r>
+      <w:r>
+        <w:rPr>
+          <w:rFonts w:ascii="Times New Roman" w:hAnsi="Times New Roman"/>
+          <w:color w:val="000000"/>
+          <w:sz w:val="24"/>
+        </w:rPr>
+        <w:t xml:space="preserve">b. </w:t>
+      </w:r>
+      <w:r>
+        <w:rPr>
+          <w:rFonts w:ascii="Times New Roman" w:hAnsi="Times New Roman"/>
+          <w:color w:val="000000"/>
+          <w:sz w:val="24"/>
+        </w:rPr>
+        <w:tab/>
+      </w:r>
+      <w:r>
+        <w:rPr>
+          <w:rFonts w:ascii="Times New Roman" w:hAnsi="Times New Roman"/>
+          <w:color w:val="000000"/>
+          <w:sz w:val="24"/>
+        </w:rPr>
+        <w:t>Tujuan Penggunaan: Membantu perancangan struktur dokumen laporan akademik, refactoring pembacaan Buffer chunks pada body parser native, dan pembuatan skrip otomasi pengujian.</w:t>
+      </w:r>
+    </w:p>
+    <w:p>
+      <w:pPr>
+        <w:spacing w:after="0" w:line="360" w:lineRule="auto"/>
+        <w:ind w:left="426" w:hanging="425"/>
+        <w:jc w:val="both"/>
+      </w:pPr>
+      <w:r>
+        <w:rPr>
+          <w:rFonts w:ascii="Times New Roman" w:hAnsi="Times New Roman"/>
+          <w:color w:val="000000"/>
+          <w:sz w:val="24"/>
+        </w:rPr>
+        <w:t>c.  Pemahaman Penuh &amp; Integritas: Seluruh arsitektur kode, integrasi Public API Kitsu, penanganan CORS, dan query SQLite dipahami secara mendalam oleh seluruh anggota tim. Kami siap mempertanggung</w:t>
+      </w:r>
+      <w:r>
+        <w:rPr>
+          <w:rFonts w:ascii="Times New Roman" w:hAnsi="Times New Roman"/>
+          <w:color w:val="000000"/>
+          <w:sz w:val="24"/>
+        </w:rPr>
+        <w:t xml:space="preserve"> </w:t>
+      </w:r>
+      <w:r>
+        <w:rPr>
+          <w:rFonts w:ascii="Times New Roman" w:hAnsi="Times New Roman"/>
+          <w:color w:val="000000"/>
+          <w:sz w:val="24"/>
+        </w:rPr>
+        <w:t>jawabkan dan mendemonstrasikan setiap baris kode pada ujian lisan.</w:t>
+      </w:r>
+    </w:p>
+    <w:p>
+      <w:pPr>
+        <w:spacing w:after="0" w:line="360" w:lineRule="auto"/>
+        <w:ind w:left="3828"/>
+        <w:jc w:val="right"/>
+        <w:rPr>
+          <w:rFonts w:ascii="Times New Roman" w:hAnsi="Times New Roman"/>
+          <w:color w:val="000000"/>
+          <w:sz w:val="24"/>
+        </w:rPr>
+      </w:pPr>
+      <w:r>
+        <w:rPr>
+          <w:rFonts w:ascii="Times New Roman" w:hAnsi="Times New Roman"/>
+          <w:color w:val="000000"/>
+          <w:sz w:val="24"/>
+        </w:rPr>
         <w:br/>
-      </w:r>
+        <w:t>Palu, 28 Oktober 2026</w:t>
+      </w:r>
+      <w:r>
+        <w:rPr>
+          <w:rFonts w:ascii="Times New Roman" w:hAnsi="Times New Roman"/>
+          <w:color w:val="000000"/>
+          <w:sz w:val="24"/>
+        </w:rPr>
+        <w:br/>
+        <w:t>Tim Pengembang Kelompok 6:</w:t>
+      </w:r>
+    </w:p>
+    <w:p>
+      <w:pPr>
+        <w:spacing w:after="0" w:line="360" w:lineRule="auto"/>
+        <w:ind w:left="3828"/>
+        <w:jc w:val="right"/>
+        <w:rPr>
+          <w:rFonts w:ascii="Times New Roman" w:hAnsi="Times New Roman"/>
+          <w:color w:val="000000"/>
+          <w:sz w:val="24"/>
+        </w:rPr>
+      </w:pPr>
+    </w:p>
+    <w:p>
+      <w:pPr>
+        <w:spacing w:after="0" w:line="360" w:lineRule="auto"/>
+        <w:ind w:left="3828"/>
+        <w:jc w:val="right"/>
+        <w:rPr>
+          <w:rFonts w:ascii="Times New Roman" w:hAnsi="Times New Roman"/>
+          <w:color w:val="BFBFBF" w:themeColor="background1" w:themeShade="BF"/>
+          <w:sz w:val="24"/>
+        </w:rPr>
+      </w:pPr>
+      <w:r>
+        <w:rPr>
+          <w:rFonts w:ascii="Times New Roman" w:hAnsi="Times New Roman"/>
+          <w:color w:val="BFBFBF" w:themeColor="background1" w:themeShade="BF"/>
+          <w:sz w:val="24"/>
+        </w:rPr>
+        <w:t>[ttd ilham arifin</w:t>
+      </w:r>
+      <w:r>
+        <w:rPr>
+          <w:rFonts w:ascii="Times New Roman" w:hAnsi="Times New Roman"/>
+          <w:color w:val="BFBFBF" w:themeColor="background1" w:themeShade="BF"/>
+          <w:sz w:val="24"/>
+        </w:rPr>
+        <w:t xml:space="preserve"> (ketua kelompok)</w:t>
+      </w:r>
+      <w:r>
+        <w:rPr>
+          <w:rFonts w:ascii="Times New Roman" w:hAnsi="Times New Roman"/>
+          <w:color w:val="BFBFBF" w:themeColor="background1" w:themeShade="BF"/>
+          <w:sz w:val="24"/>
+        </w:rPr>
+        <w:t>]</w:t>
+      </w:r>
+    </w:p>
+    <w:p>
+      <w:pPr>
+        <w:spacing w:after="0" w:line="360" w:lineRule="auto"/>
+        <w:ind w:left="3828"/>
+        <w:jc w:val="right"/>
+      </w:pPr>
       <w:r>
         <w:rPr>
           <w:rFonts w:ascii="Times New Roman" w:hAnsi="Times New Roman"/>
           <w:i/>
           <w:color w:val="646464"/>
         </w:rPr>
-        <w:t>(Tanda Tangan Seluruh Anggota)</w:t>
-      </w:r>
-      <w:r>
-        <w:rPr>
-          <w:rFonts w:ascii="Times New Roman" w:hAnsi="Times New Roman"/>
-          <w:i/>
-          <w:color w:val="646464"/>
-        </w:rPr>
         <w:br/>
       </w:r>
       <w:r>
@@ -9760,7 +10692,7 @@
           <w:color w:val="000000"/>
           <w:sz w:val="24"/>
         </w:rPr>
-        <w:t>1. Ilham Arifin (F5512530109)</w:t>
+        <w:t>Ilham Arifin (F5512530109)</w:t>
       </w:r>
       <w:r>
         <w:rPr>
@@ -9769,7 +10701,7 @@
           <w:sz w:val="24"/>
         </w:rPr>
         <w:br/>
-        <w:t>2. Akhsan Maulana R_ (F5512530114)</w:t>
+        <w:t>Akhsan Maulana R_ (F5512530114)</w:t>
       </w:r>
       <w:r>
         <w:rPr>
@@ -9778,7 +10710,7 @@
           <w:sz w:val="24"/>
         </w:rPr>
         <w:br/>
-        <w:t>3. Nefaldi (F5512520082)</w:t>
+        <w:t>Nefaldi (F5512520082)</w:t>
       </w:r>
       <w:r>
         <w:rPr>
@@ -9787,7 +10719,7 @@
           <w:sz w:val="24"/>
         </w:rPr>
         <w:br/>
-        <w:t>4. ALIFIAS (F5512520099)</w:t>
+        <w:t>ALIFIAS (F5512520099)</w:t>
       </w:r>
       <w:r>
         <w:rPr>
@@ -9796,7 +10728,7 @@
           <w:sz w:val="24"/>
         </w:rPr>
         <w:br/>
-        <w:t>5. Moh. Yusfi L. (F5512520089)</w:t>
+        <w:t>Moh. Yusfi L. (F5512520089)</w:t>
       </w:r>
     </w:p>
     <w:sectPr>
@@ -21392,7 +22324,57 @@
       </w:tcPr>
     </w:tblStylePr>
   </w:style>
+  <w:style w:type="character" w:styleId="Hyperlink">
+    <w:name w:val="Hyperlink"/>
+    <w:basedOn w:val="DefaultParagraphFont"/>
+    <w:uiPriority w:val="99"/>
+    <w:unhideWhenUsed/>
+    <w:rsid w:val="00104383"/>
+    <w:rPr>
+      <w:color w:val="0000FF" w:themeColor="hyperlink"/>
+      <w:u w:val="single"/>
+    </w:rPr>
+  </w:style>
+  <w:style w:type="character" w:styleId="UnresolvedMention">
+    <w:name w:val="Unresolved Mention"/>
+    <w:basedOn w:val="DefaultParagraphFont"/>
+    <w:uiPriority w:val="99"/>
+    <w:semiHidden/>
+    <w:unhideWhenUsed/>
+    <w:rsid w:val="00104383"/>
+    <w:rPr>
+      <w:color w:val="605E5C"/>
+      <w:shd w:val="clear" w:color="auto" w:fill="E1DFDD"/>
+    </w:rPr>
+  </w:style>
 </w:styles>
+</file>
+
+<file path=word/ink/ink1.xml><?xml version="1.0" encoding="utf-8"?>
+<inkml:ink xmlns:inkml="http://www.w3.org/2003/InkML">
+  <inkml:definitions>
+    <inkml:context xml:id="ctx0">
+      <inkml:inkSource xml:id="inkSrc0">
+        <inkml:traceFormat>
+          <inkml:channel name="X" type="integer" min="-2.14748E9" max="2.14748E9" units="cm"/>
+          <inkml:channel name="Y" type="integer" min="-2.14748E9" max="2.14748E9" units="cm"/>
+          <inkml:channel name="F" type="integer" max="32767" units="dev"/>
+        </inkml:traceFormat>
+        <inkml:channelProperties>
+          <inkml:channelProperty channel="X" name="resolution" value="1000" units="1/cm"/>
+          <inkml:channelProperty channel="Y" name="resolution" value="1000" units="1/cm"/>
+          <inkml:channelProperty channel="F" name="resolution" value="0" units="1/dev"/>
+        </inkml:channelProperties>
+      </inkml:inkSource>
+      <inkml:timestamp xml:id="ts0" timeString="2026-10-28T15:37:44.582"/>
+    </inkml:context>
+    <inkml:brush xml:id="br0">
+      <inkml:brushProperty name="width" value="0.035" units="cm"/>
+      <inkml:brushProperty name="height" value="0.035" units="cm"/>
+    </inkml:brush>
+  </inkml:definitions>
+  <inkml:trace contextRef="#ctx0" brushRef="#br0">1 0 24575,'0'0'-8191</inkml:trace>
+</inkml:ink>
 </file>
 
 <file path=word/theme/theme1.xml><?xml version="1.0" encoding="utf-8"?>
